--- a/frappe_framework/erp-next-installetion-step.docx
+++ b/frappe_framework/erp-next-installetion-step.docx
@@ -1,934 +1,3097 @@
 
 <file path=word/document.xml><?xml version="1.0" encoding="utf-8"?>
-<w:document xmlns:wpc="http://schemas.microsoft.com/office/word/2010/wordprocessingCanvas" xmlns:cx="http://schemas.microsoft.com/office/drawing/2014/chartex" xmlns:cx1="http://schemas.microsoft.com/office/drawing/2015/9/8/chartex" xmlns:cx2="http://schemas.microsoft.com/office/drawing/2015/10/21/chartex" xmlns:cx3="http://schemas.microsoft.com/office/drawing/2016/5/9/chartex" xmlns:cx4="http://schemas.microsoft.com/office/drawing/2016/5/10/chartex" xmlns:cx5="http://schemas.microsoft.com/office/drawing/2016/5/11/chartex" xmlns:cx6="http://schemas.microsoft.com/office/drawing/2016/5/12/chartex" xmlns:cx7="http://schemas.microsoft.com/office/drawing/2016/5/13/chartex" xmlns:cx8="http://schemas.microsoft.com/office/drawing/2016/5/14/chartex" xmlns:mc="http://schemas.openxmlformats.org/markup-compatibility/2006" xmlns:aink="http://schemas.microsoft.com/office/drawing/2016/ink" xmlns:am3d="http://schemas.microsoft.com/office/drawing/2017/model3d" xmlns:o="urn:schemas-microsoft-com:office:office" xmlns:oel="http://schemas.microsoft.com/office/2019/extlst" xmlns:r="http://schemas.openxmlformats.org/officeDocument/2006/relationships" xmlns:m="http://schemas.openxmlformats.org/officeDocument/2006/math" xmlns:v="urn:schemas-microsoft-com:vml" xmlns:wp14="http://schemas.microsoft.com/office/word/2010/wordprocessingDrawing" xmlns:wp="http://schemas.openxmlformats.org/drawingml/2006/wordprocessingDrawing" xmlns:w10="urn:schemas-microsoft-com:office:word" xmlns:w="http://schemas.openxmlformats.org/wordprocessingml/2006/main" xmlns:w14="http://schemas.microsoft.com/office/word/2010/wordml" xmlns:w15="http://schemas.microsoft.com/office/word/2012/wordml" xmlns:w16cex="http://schemas.microsoft.com/office/word/2018/wordml/cex" xmlns:w16cid="http://schemas.microsoft.com/office/word/2016/wordml/cid" xmlns:w16="http://schemas.microsoft.com/office/word/2018/wordml" xmlns:w16du="http://schemas.microsoft.com/office/word/2023/wordml/word16du" xmlns:w16sdtdh="http://schemas.microsoft.com/office/word/2020/wordml/sdtdatahash" xmlns:w16se="http://schemas.microsoft.com/office/word/2015/wordml/symex" xmlns:wpg="http://schemas.microsoft.com/office/word/2010/wordprocessingGroup" xmlns:wpi="http://schemas.microsoft.com/office/word/2010/wordprocessingInk" xmlns:wne="http://schemas.microsoft.com/office/word/2006/wordml" xmlns:wps="http://schemas.microsoft.com/office/word/2010/wordprocessingShape" mc:Ignorable="w14 w15 w16se w16cid w16 w16cex w16sdtdh w16du wp14">
+<w:document xmlns:wpc="http://schemas.microsoft.com/office/word/2010/wordprocessingCanvas" xmlns:cx="http://schemas.microsoft.com/office/drawing/2014/chartex" xmlns:cx1="http://schemas.microsoft.com/office/drawing/2015/9/8/chartex" xmlns:cx2="http://schemas.microsoft.com/office/drawing/2015/10/21/chartex" xmlns:cx3="http://schemas.microsoft.com/office/drawing/2016/5/9/chartex" xmlns:cx4="http://schemas.microsoft.com/office/drawing/2016/5/10/chartex" xmlns:cx5="http://schemas.microsoft.com/office/drawing/2016/5/11/chartex" xmlns:cx6="http://schemas.microsoft.com/office/drawing/2016/5/12/chartex" xmlns:cx7="http://schemas.microsoft.com/office/drawing/2016/5/13/chartex" xmlns:cx8="http://schemas.microsoft.com/office/drawing/2016/5/14/chartex" xmlns:mc="http://schemas.openxmlformats.org/markup-compatibility/2006" xmlns:aink="http://schemas.microsoft.com/office/drawing/2016/ink" xmlns:am3d="http://schemas.microsoft.com/office/drawing/2017/model3d" xmlns:o="urn:schemas-microsoft-com:office:office" xmlns:oel="http://schemas.microsoft.com/office/2019/extlst" xmlns:r="http://schemas.openxmlformats.org/officeDocument/2006/relationships" xmlns:m="http://schemas.openxmlformats.org/officeDocument/2006/math" xmlns:v="urn:schemas-microsoft-com:vml" xmlns:wp14="http://schemas.microsoft.com/office/word/2010/wordprocessingDrawing" xmlns:wp="http://schemas.openxmlformats.org/drawingml/2006/wordprocessingDrawing" xmlns:w10="urn:schemas-microsoft-com:office:word" xmlns:w="http://schemas.openxmlformats.org/wordprocessingml/2006/main" xmlns:w14="http://schemas.microsoft.com/office/word/2010/wordml" xmlns:w15="http://schemas.microsoft.com/office/word/2012/wordml" xmlns:w16cex="http://schemas.microsoft.com/office/word/2018/wordml/cex" xmlns:w16cid="http://schemas.microsoft.com/office/word/2016/wordml/cid" xmlns:w16="http://schemas.microsoft.com/office/word/2018/wordml" xmlns:w16du="http://schemas.microsoft.com/office/word/2023/wordml/word16du" xmlns:w16sdtdh="http://schemas.microsoft.com/office/word/2020/wordml/sdtdatahash" xmlns:w16sdtfl="http://schemas.microsoft.com/office/word/2024/wordml/sdtformatlock" xmlns:w16se="http://schemas.microsoft.com/office/word/2015/wordml/symex" xmlns:wpg="http://schemas.microsoft.com/office/word/2010/wordprocessingGroup" xmlns:wpi="http://schemas.microsoft.com/office/word/2010/wordprocessingInk" xmlns:wne="http://schemas.microsoft.com/office/word/2006/wordml" xmlns:wps="http://schemas.microsoft.com/office/word/2010/wordprocessingShape" mc:Ignorable="w14 w15 w16se w16cid w16 w16cex w16sdtdh w16sdtfl w16du wp14">
   <w:body>
     <w:p>
       <w:pPr>
-        <w:rPr>
-          <w:b/>
-          <w:bCs/>
-          <w:sz w:val="32"/>
-          <w:szCs w:val="32"/>
-        </w:rPr>
-      </w:pPr>
-      <w:r>
-        <w:rPr>
-          <w:b/>
-          <w:bCs/>
-          <w:sz w:val="32"/>
-          <w:szCs w:val="32"/>
-        </w:rPr>
-        <w:t xml:space="preserve">Step 1 :- </w:t>
-      </w:r>
-    </w:p>
-    <w:p>
-      <w:r>
-        <w:t xml:space="preserve">Create the virtual env in </w:t>
+        <w:jc w:val="center"/>
+        <w:rPr>
+          <w:b/>
+          <w:bCs/>
+          <w:sz w:val="40"/>
+          <w:szCs w:val="40"/>
+          <w:u w:val="single"/>
+        </w:rPr>
+      </w:pPr>
+      <w:r>
+        <w:rPr>
+          <w:b/>
+          <w:bCs/>
+          <w:sz w:val="40"/>
+          <w:szCs w:val="40"/>
+          <w:u w:val="single"/>
+        </w:rPr>
+        <w:t xml:space="preserve">*** Frappe Bench </w:t>
       </w:r>
       <w:proofErr w:type="spellStart"/>
       <w:r>
-        <w:t>proxmox</w:t>
+        <w:rPr>
+          <w:b/>
+          <w:bCs/>
+          <w:sz w:val="40"/>
+          <w:szCs w:val="40"/>
+          <w:u w:val="single"/>
+        </w:rPr>
+        <w:t>Insalletion</w:t>
       </w:r>
       <w:proofErr w:type="spellEnd"/>
       <w:r>
-        <w:t xml:space="preserve"> by running this command :-&gt; reboot</w:t>
-      </w:r>
-    </w:p>
-    <w:p/>
-    <w:p>
-      <w:pPr>
-        <w:rPr>
-          <w:b/>
-          <w:bCs/>
-          <w:sz w:val="32"/>
-          <w:szCs w:val="32"/>
-        </w:rPr>
-      </w:pPr>
-      <w:r>
-        <w:rPr>
-          <w:b/>
-          <w:bCs/>
-          <w:sz w:val="32"/>
-          <w:szCs w:val="32"/>
-        </w:rPr>
-        <w:t xml:space="preserve">Step </w:t>
-      </w:r>
-      <w:r>
-        <w:rPr>
-          <w:b/>
-          <w:bCs/>
-          <w:sz w:val="32"/>
-          <w:szCs w:val="32"/>
-        </w:rPr>
-        <w:t>2</w:t>
-      </w:r>
-      <w:r>
-        <w:rPr>
-          <w:b/>
-          <w:bCs/>
-          <w:sz w:val="32"/>
-          <w:szCs w:val="32"/>
-        </w:rPr>
-        <w:t xml:space="preserve"> :- </w:t>
-      </w:r>
-    </w:p>
-    <w:p>
-      <w:r>
-        <w:t xml:space="preserve">Create the </w:t>
-      </w:r>
-      <w:r>
-        <w:t>SSH file in env</w:t>
-      </w:r>
-      <w:r>
-        <w:t xml:space="preserve"> by running this command :-&gt; </w:t>
-      </w:r>
-      <w:r>
-        <w:t>/etc/ssh/</w:t>
-      </w:r>
+        <w:rPr>
+          <w:b/>
+          <w:bCs/>
+          <w:sz w:val="40"/>
+          <w:szCs w:val="40"/>
+          <w:u w:val="single"/>
+        </w:rPr>
+        <w:t xml:space="preserve"> Process ***</w:t>
+      </w:r>
+    </w:p>
+    <w:p>
+      <w:pPr>
+        <w:rPr>
+          <w:b/>
+          <w:bCs/>
+          <w:sz w:val="28"/>
+          <w:szCs w:val="28"/>
+        </w:rPr>
+      </w:pPr>
+    </w:p>
+    <w:p>
+      <w:pPr>
+        <w:pStyle w:val="ListParagraph"/>
+        <w:rPr>
+          <w:b/>
+          <w:bCs/>
+          <w:sz w:val="28"/>
+          <w:szCs w:val="28"/>
+        </w:rPr>
+      </w:pPr>
+    </w:p>
+    <w:p>
+      <w:pPr>
+        <w:pStyle w:val="ListParagraph"/>
+        <w:numPr>
+          <w:ilvl w:val="0"/>
+          <w:numId w:val="6"/>
+        </w:numPr>
+        <w:rPr>
+          <w:b/>
+          <w:bCs/>
+          <w:sz w:val="28"/>
+          <w:szCs w:val="28"/>
+        </w:rPr>
+      </w:pPr>
+      <w:r>
+        <w:rPr>
+          <w:b/>
+          <w:bCs/>
+          <w:sz w:val="28"/>
+          <w:szCs w:val="28"/>
+        </w:rPr>
+        <w:t>For Version 14:</w:t>
+      </w:r>
+      <w:proofErr w:type="gramStart"/>
+      <w:r>
+        <w:rPr>
+          <w:b/>
+          <w:bCs/>
+          <w:sz w:val="28"/>
+          <w:szCs w:val="28"/>
+        </w:rPr>
+        <w:t xml:space="preserve">   </w:t>
+      </w:r>
+      <w:r>
+        <w:rPr>
+          <w:b/>
+          <w:bCs/>
+          <w:color w:val="EE0000"/>
+          <w:sz w:val="28"/>
+          <w:szCs w:val="28"/>
+        </w:rPr>
+        <w:t xml:space="preserve">(imp)  </w:t>
+      </w:r>
+      <w:r>
+        <w:rPr>
+          <w:b/>
+          <w:bCs/>
+          <w:sz w:val="28"/>
+          <w:szCs w:val="28"/>
+        </w:rPr>
+        <w:t>-</w:t>
+      </w:r>
+      <w:proofErr w:type="gramEnd"/>
+      <w:r>
+        <w:rPr>
+          <w:b/>
+          <w:bCs/>
+          <w:sz w:val="28"/>
+          <w:szCs w:val="28"/>
+        </w:rPr>
+        <w:t xml:space="preserve">&gt; </w:t>
+      </w:r>
+      <w:r>
+        <w:rPr>
+          <w:b/>
+          <w:bCs/>
+          <w:sz w:val="28"/>
+          <w:szCs w:val="28"/>
+        </w:rPr>
+        <w:t>T</w:t>
+      </w:r>
+      <w:r>
+        <w:rPr>
+          <w:b/>
+          <w:bCs/>
+          <w:sz w:val="28"/>
+          <w:szCs w:val="28"/>
+        </w:rPr>
+        <w:t>his will work</w:t>
+      </w:r>
+    </w:p>
+    <w:p>
+      <w:pPr>
+        <w:pStyle w:val="ListParagraph"/>
+        <w:numPr>
+          <w:ilvl w:val="0"/>
+          <w:numId w:val="5"/>
+        </w:numPr>
+        <w:rPr>
+          <w:sz w:val="24"/>
+          <w:szCs w:val="24"/>
+        </w:rPr>
+      </w:pPr>
+      <w:hyperlink r:id="rId5" w:history="1">
+        <w:r>
+          <w:rPr>
+            <w:rStyle w:val="Hyperlink"/>
+            <w:sz w:val="24"/>
+            <w:szCs w:val="24"/>
+          </w:rPr>
+          <w:t>https://www.youtube.com/watch?v=bqmrC6YamIE</w:t>
+        </w:r>
+      </w:hyperlink>
+    </w:p>
+    <w:p>
+      <w:pPr>
+        <w:pStyle w:val="ListParagraph"/>
+        <w:numPr>
+          <w:ilvl w:val="0"/>
+          <w:numId w:val="5"/>
+        </w:numPr>
+        <w:rPr>
+          <w:sz w:val="24"/>
+          <w:szCs w:val="24"/>
+        </w:rPr>
+      </w:pPr>
+      <w:hyperlink r:id="rId6" w:history="1">
+        <w:r>
+          <w:rPr>
+            <w:rStyle w:val="Hyperlink"/>
+            <w:sz w:val="24"/>
+            <w:szCs w:val="24"/>
+          </w:rPr>
+          <w:t>https://github.com/D-codE-Hub/Frappe-ERPNext-Version-14--in-Ubuntu-22.04-LTS</w:t>
+        </w:r>
+      </w:hyperlink>
+    </w:p>
+    <w:p>
+      <w:pPr>
+        <w:rPr>
+          <w:sz w:val="24"/>
+          <w:szCs w:val="24"/>
+        </w:rPr>
+      </w:pPr>
+    </w:p>
+    <w:p>
+      <w:pPr>
+        <w:rPr>
+          <w:sz w:val="24"/>
+          <w:szCs w:val="24"/>
+        </w:rPr>
+      </w:pPr>
+    </w:p>
+    <w:p>
+      <w:pPr>
+        <w:rPr>
+          <w:sz w:val="24"/>
+          <w:szCs w:val="24"/>
+        </w:rPr>
+      </w:pPr>
+    </w:p>
+    <w:p>
+      <w:pPr>
+        <w:pStyle w:val="ListParagraph"/>
+        <w:numPr>
+          <w:ilvl w:val="0"/>
+          <w:numId w:val="3"/>
+        </w:numPr>
+        <w:rPr>
+          <w:b/>
+          <w:bCs/>
+          <w:sz w:val="28"/>
+          <w:szCs w:val="28"/>
+        </w:rPr>
+      </w:pPr>
+      <w:r>
+        <w:rPr>
+          <w:b/>
+          <w:bCs/>
+          <w:sz w:val="28"/>
+          <w:szCs w:val="28"/>
+        </w:rPr>
+        <w:t>P</w:t>
+      </w:r>
+      <w:r>
+        <w:rPr>
+          <w:b/>
+          <w:bCs/>
+          <w:sz w:val="28"/>
+          <w:szCs w:val="28"/>
+        </w:rPr>
+        <w:t>rerequisites</w:t>
+      </w:r>
+      <w:r>
+        <w:rPr>
+          <w:b/>
+          <w:bCs/>
+          <w:sz w:val="28"/>
+          <w:szCs w:val="28"/>
+        </w:rPr>
+        <w:t>:</w:t>
+      </w:r>
+    </w:p>
+    <w:p>
+      <w:pPr>
+        <w:pStyle w:val="ListParagraph"/>
+        <w:numPr>
+          <w:ilvl w:val="1"/>
+          <w:numId w:val="3"/>
+        </w:numPr>
+        <w:rPr>
+          <w:sz w:val="24"/>
+          <w:szCs w:val="24"/>
+        </w:rPr>
+      </w:pPr>
+      <w:r>
+        <w:rPr>
+          <w:sz w:val="24"/>
+          <w:szCs w:val="24"/>
+        </w:rPr>
+        <w:t>Create VM in Server</w:t>
+      </w:r>
+    </w:p>
+    <w:p>
+      <w:pPr>
+        <w:pStyle w:val="ListParagraph"/>
+        <w:numPr>
+          <w:ilvl w:val="1"/>
+          <w:numId w:val="3"/>
+        </w:numPr>
+        <w:rPr>
+          <w:sz w:val="24"/>
+          <w:szCs w:val="24"/>
+        </w:rPr>
+      </w:pPr>
+      <w:r>
+        <w:rPr>
+          <w:sz w:val="24"/>
+          <w:szCs w:val="24"/>
+        </w:rPr>
+        <w:t>U</w:t>
+      </w:r>
+      <w:r>
+        <w:rPr>
+          <w:sz w:val="24"/>
+          <w:szCs w:val="24"/>
+        </w:rPr>
+        <w:t>buntu 22.04 OS</w:t>
+      </w:r>
+    </w:p>
+    <w:p>
+      <w:pPr>
+        <w:pStyle w:val="ListParagraph"/>
+        <w:numPr>
+          <w:ilvl w:val="1"/>
+          <w:numId w:val="3"/>
+        </w:numPr>
+        <w:rPr>
+          <w:sz w:val="24"/>
+          <w:szCs w:val="24"/>
+        </w:rPr>
+      </w:pPr>
+      <w:r>
+        <w:rPr>
+          <w:sz w:val="24"/>
+          <w:szCs w:val="24"/>
+        </w:rPr>
+        <w:t>4GB RAM</w:t>
+      </w:r>
+    </w:p>
+    <w:p>
+      <w:pPr>
+        <w:pStyle w:val="ListParagraph"/>
+        <w:numPr>
+          <w:ilvl w:val="1"/>
+          <w:numId w:val="3"/>
+        </w:numPr>
+        <w:rPr>
+          <w:sz w:val="24"/>
+          <w:szCs w:val="24"/>
+        </w:rPr>
+      </w:pPr>
+      <w:r>
+        <w:rPr>
+          <w:sz w:val="24"/>
+          <w:szCs w:val="24"/>
+        </w:rPr>
+        <w:t>40GB ROM</w:t>
+      </w:r>
+    </w:p>
+    <w:p>
+      <w:pPr>
+        <w:pStyle w:val="ListParagraph"/>
+        <w:ind w:left="1392"/>
+        <w:rPr>
+          <w:sz w:val="24"/>
+          <w:szCs w:val="24"/>
+        </w:rPr>
+      </w:pPr>
+    </w:p>
+    <w:p>
+      <w:pPr>
+        <w:pStyle w:val="ListParagraph"/>
+        <w:numPr>
+          <w:ilvl w:val="0"/>
+          <w:numId w:val="3"/>
+        </w:numPr>
+        <w:rPr>
+          <w:b/>
+          <w:bCs/>
+          <w:sz w:val="28"/>
+          <w:szCs w:val="28"/>
+        </w:rPr>
+      </w:pPr>
+      <w:r>
+        <w:rPr>
+          <w:b/>
+          <w:bCs/>
+          <w:sz w:val="28"/>
+          <w:szCs w:val="28"/>
+        </w:rPr>
+        <w:t>Update Virtual Mahine:</w:t>
+      </w:r>
+    </w:p>
+    <w:p>
+      <w:pPr>
+        <w:pStyle w:val="ListParagraph"/>
+        <w:numPr>
+          <w:ilvl w:val="1"/>
+          <w:numId w:val="3"/>
+        </w:numPr>
+        <w:rPr>
+          <w:sz w:val="24"/>
+          <w:szCs w:val="24"/>
+        </w:rPr>
+      </w:pPr>
+      <w:r>
+        <w:rPr>
+          <w:sz w:val="24"/>
+          <w:szCs w:val="24"/>
+        </w:rPr>
+        <w:t>Sudo apt update</w:t>
+      </w:r>
+    </w:p>
+    <w:p>
+      <w:pPr>
+        <w:pStyle w:val="ListParagraph"/>
+        <w:numPr>
+          <w:ilvl w:val="1"/>
+          <w:numId w:val="3"/>
+        </w:numPr>
+        <w:rPr>
+          <w:sz w:val="24"/>
+          <w:szCs w:val="24"/>
+        </w:rPr>
+      </w:pPr>
+      <w:r>
+        <w:rPr>
+          <w:sz w:val="24"/>
+          <w:szCs w:val="24"/>
+        </w:rPr>
+        <w:t>Sudo apt-get update</w:t>
+      </w:r>
+    </w:p>
+    <w:p>
+      <w:pPr>
+        <w:pStyle w:val="ListParagraph"/>
+        <w:numPr>
+          <w:ilvl w:val="1"/>
+          <w:numId w:val="3"/>
+        </w:numPr>
+        <w:rPr>
+          <w:sz w:val="24"/>
+          <w:szCs w:val="24"/>
+        </w:rPr>
+      </w:pPr>
+      <w:r>
+        <w:rPr>
+          <w:sz w:val="24"/>
+          <w:szCs w:val="24"/>
+        </w:rPr>
+        <w:t>Sudo apt upgrade</w:t>
+      </w:r>
+    </w:p>
+    <w:p>
+      <w:pPr>
+        <w:pStyle w:val="ListParagraph"/>
+        <w:numPr>
+          <w:ilvl w:val="1"/>
+          <w:numId w:val="3"/>
+        </w:numPr>
+        <w:rPr>
+          <w:sz w:val="24"/>
+          <w:szCs w:val="24"/>
+        </w:rPr>
+      </w:pPr>
+      <w:r>
+        <w:rPr>
+          <w:sz w:val="24"/>
+          <w:szCs w:val="24"/>
+        </w:rPr>
+        <w:t>Sudo apt-get upgrade</w:t>
+      </w:r>
+    </w:p>
+    <w:p>
+      <w:pPr>
+        <w:pStyle w:val="ListParagraph"/>
+        <w:ind w:left="1392"/>
+        <w:rPr>
+          <w:sz w:val="24"/>
+          <w:szCs w:val="24"/>
+        </w:rPr>
+      </w:pPr>
+    </w:p>
+    <w:p>
+      <w:pPr>
+        <w:pStyle w:val="ListParagraph"/>
+        <w:numPr>
+          <w:ilvl w:val="0"/>
+          <w:numId w:val="3"/>
+        </w:numPr>
+        <w:rPr>
+          <w:b/>
+          <w:bCs/>
+          <w:sz w:val="28"/>
+          <w:szCs w:val="28"/>
+        </w:rPr>
+      </w:pPr>
+      <w:r>
+        <w:rPr>
+          <w:b/>
+          <w:bCs/>
+          <w:sz w:val="28"/>
+          <w:szCs w:val="28"/>
+        </w:rPr>
+        <w:t>Open SSH Install</w:t>
+      </w:r>
+      <w:r>
+        <w:rPr>
+          <w:b/>
+          <w:bCs/>
+          <w:sz w:val="28"/>
+          <w:szCs w:val="28"/>
+        </w:rPr>
+        <w:t>:</w:t>
+      </w:r>
+    </w:p>
+    <w:p>
+      <w:pPr>
+        <w:pStyle w:val="ListParagraph"/>
+        <w:numPr>
+          <w:ilvl w:val="1"/>
+          <w:numId w:val="3"/>
+        </w:numPr>
+        <w:rPr>
+          <w:sz w:val="24"/>
+          <w:szCs w:val="24"/>
+        </w:rPr>
+      </w:pPr>
       <w:proofErr w:type="spellStart"/>
       <w:r>
-        <w:t>sshd_config</w:t>
+        <w:rPr>
+          <w:sz w:val="24"/>
+          <w:szCs w:val="24"/>
+        </w:rPr>
+        <w:t>sudo</w:t>
       </w:r>
       <w:proofErr w:type="spellEnd"/>
-    </w:p>
-    <w:p>
-      <w:r>
-        <w:t>and add this line -&gt;</w:t>
-      </w:r>
-    </w:p>
-    <w:p>
-      <w:pPr>
-        <w:spacing w:after="0"/>
-        <w:ind w:left="720"/>
-      </w:pPr>
-      <w:r>
-        <w:t># Authentication:</w:t>
-      </w:r>
-    </w:p>
-    <w:p>
-      <w:pPr>
-        <w:spacing w:after="0"/>
-        <w:ind w:left="720"/>
-      </w:pPr>
-      <w:r>
-        <w:t>#LoginGraceTime 2m</w:t>
-      </w:r>
-    </w:p>
-    <w:p>
-      <w:pPr>
-        <w:spacing w:after="0"/>
-        <w:ind w:left="720"/>
-        <w:rPr>
-          <w:u w:val="single"/>
-        </w:rPr>
-      </w:pPr>
+      <w:r>
+        <w:rPr>
+          <w:sz w:val="24"/>
+          <w:szCs w:val="24"/>
+        </w:rPr>
+        <w:t xml:space="preserve"> apt install </w:t>
+      </w:r>
       <w:proofErr w:type="spellStart"/>
       <w:r>
         <w:rPr>
-          <w:u w:val="single"/>
-        </w:rPr>
-        <w:t>PermitRootLogin</w:t>
+          <w:sz w:val="24"/>
+          <w:szCs w:val="24"/>
+        </w:rPr>
+        <w:t>openssh</w:t>
       </w:r>
       <w:proofErr w:type="spellEnd"/>
       <w:r>
         <w:rPr>
-          <w:u w:val="single"/>
-        </w:rPr>
-        <w:t xml:space="preserve"> yes</w:t>
-      </w:r>
-    </w:p>
-    <w:p>
-      <w:pPr>
-        <w:spacing w:after="0"/>
-        <w:ind w:left="720"/>
-      </w:pPr>
-      <w:r>
-        <w:t>#PermitRootLogin prohibit-password</w:t>
-      </w:r>
-    </w:p>
-    <w:p>
-      <w:pPr>
-        <w:spacing w:after="0"/>
-        <w:ind w:left="720"/>
-      </w:pPr>
-      <w:r>
-        <w:t>#StrictModes yes</w:t>
-      </w:r>
-    </w:p>
-    <w:p>
-      <w:pPr>
-        <w:spacing w:after="0"/>
-        <w:ind w:left="720"/>
-      </w:pPr>
-      <w:r>
-        <w:t>#MaxAuthTries 6</w:t>
-      </w:r>
-    </w:p>
-    <w:p>
-      <w:pPr>
-        <w:spacing w:after="0"/>
-        <w:ind w:left="720"/>
-      </w:pPr>
-      <w:r>
-        <w:t>#MaxSessions 10</w:t>
-      </w:r>
-    </w:p>
-    <w:p/>
-    <w:p>
-      <w:pPr>
-        <w:rPr>
-          <w:b/>
-          <w:bCs/>
-          <w:sz w:val="32"/>
-          <w:szCs w:val="32"/>
-        </w:rPr>
-      </w:pPr>
-      <w:r>
-        <w:rPr>
-          <w:b/>
-          <w:bCs/>
-          <w:sz w:val="32"/>
-          <w:szCs w:val="32"/>
-        </w:rPr>
-        <w:t xml:space="preserve">Step </w:t>
-      </w:r>
-      <w:r>
-        <w:rPr>
-          <w:b/>
-          <w:bCs/>
-          <w:sz w:val="32"/>
-          <w:szCs w:val="32"/>
-        </w:rPr>
-        <w:t>3</w:t>
-      </w:r>
-      <w:r>
-        <w:rPr>
-          <w:b/>
-          <w:bCs/>
-          <w:sz w:val="32"/>
-          <w:szCs w:val="32"/>
-        </w:rPr>
-        <w:t xml:space="preserve"> :- </w:t>
-      </w:r>
-    </w:p>
-    <w:p>
-      <w:r>
-        <w:t>Restart the system</w:t>
-      </w:r>
-      <w:r>
-        <w:t xml:space="preserve"> by running this command :-&gt; </w:t>
-      </w:r>
+          <w:sz w:val="24"/>
+          <w:szCs w:val="24"/>
+        </w:rPr>
+        <w:t>-client</w:t>
+      </w:r>
+    </w:p>
+    <w:p>
+      <w:pPr>
+        <w:pStyle w:val="ListParagraph"/>
+        <w:numPr>
+          <w:ilvl w:val="1"/>
+          <w:numId w:val="3"/>
+        </w:numPr>
+        <w:rPr>
+          <w:sz w:val="24"/>
+          <w:szCs w:val="24"/>
+        </w:rPr>
+      </w:pPr>
       <w:proofErr w:type="spellStart"/>
       <w:r>
+        <w:rPr>
+          <w:sz w:val="24"/>
+          <w:szCs w:val="24"/>
+        </w:rPr>
         <w:t>sudo</w:t>
       </w:r>
       <w:proofErr w:type="spellEnd"/>
       <w:r>
-        <w:t xml:space="preserve"> system </w:t>
+        <w:rPr>
+          <w:sz w:val="24"/>
+          <w:szCs w:val="24"/>
+        </w:rPr>
+        <w:t xml:space="preserve"> apt install </w:t>
       </w:r>
       <w:proofErr w:type="spellStart"/>
       <w:r>
-        <w:t>restartctl</w:t>
+        <w:rPr>
+          <w:sz w:val="24"/>
+          <w:szCs w:val="24"/>
+        </w:rPr>
+        <w:t>openssh</w:t>
       </w:r>
       <w:proofErr w:type="spellEnd"/>
-    </w:p>
-    <w:p/>
-    <w:p>
-      <w:pPr>
-        <w:rPr>
-          <w:b/>
-          <w:bCs/>
-          <w:sz w:val="32"/>
-          <w:szCs w:val="32"/>
-        </w:rPr>
-      </w:pPr>
-      <w:r>
-        <w:rPr>
-          <w:b/>
-          <w:bCs/>
-          <w:sz w:val="32"/>
-          <w:szCs w:val="32"/>
-        </w:rPr>
-        <w:t xml:space="preserve">Step </w:t>
-      </w:r>
-      <w:r>
-        <w:rPr>
-          <w:b/>
-          <w:bCs/>
-          <w:sz w:val="32"/>
-          <w:szCs w:val="32"/>
-        </w:rPr>
-        <w:t>4</w:t>
-      </w:r>
-      <w:r>
-        <w:rPr>
-          <w:b/>
-          <w:bCs/>
-          <w:sz w:val="32"/>
-          <w:szCs w:val="32"/>
-        </w:rPr>
-        <w:t xml:space="preserve"> :- </w:t>
-      </w:r>
-    </w:p>
-    <w:p>
-      <w:r>
-        <w:t>Update</w:t>
-      </w:r>
-      <w:r>
-        <w:t xml:space="preserve"> the system by running this command :-&gt; </w:t>
-      </w:r>
-      <w:r>
+      <w:r>
+        <w:rPr>
+          <w:sz w:val="24"/>
+          <w:szCs w:val="24"/>
+        </w:rPr>
+        <w:t>-server</w:t>
+      </w:r>
+    </w:p>
+    <w:p>
+      <w:pPr>
+        <w:pStyle w:val="ListParagraph"/>
+        <w:rPr>
+          <w:sz w:val="24"/>
+          <w:szCs w:val="24"/>
+        </w:rPr>
+      </w:pPr>
+    </w:p>
+    <w:p>
+      <w:pPr>
+        <w:pStyle w:val="ListParagraph"/>
+        <w:numPr>
+          <w:ilvl w:val="0"/>
+          <w:numId w:val="3"/>
+        </w:numPr>
+        <w:rPr>
+          <w:b/>
+          <w:bCs/>
+          <w:sz w:val="28"/>
+          <w:szCs w:val="28"/>
+        </w:rPr>
+      </w:pPr>
+      <w:r>
+        <w:rPr>
+          <w:b/>
+          <w:bCs/>
+          <w:sz w:val="28"/>
+          <w:szCs w:val="28"/>
+        </w:rPr>
+        <w:t>I</w:t>
+      </w:r>
+      <w:r>
+        <w:rPr>
+          <w:b/>
+          <w:bCs/>
+          <w:sz w:val="28"/>
+          <w:szCs w:val="28"/>
+        </w:rPr>
+        <w:t xml:space="preserve">nstall </w:t>
+      </w:r>
+      <w:r>
+        <w:rPr>
+          <w:b/>
+          <w:bCs/>
+          <w:sz w:val="28"/>
+          <w:szCs w:val="28"/>
+        </w:rPr>
+        <w:t>G</w:t>
+      </w:r>
+      <w:r>
+        <w:rPr>
+          <w:b/>
+          <w:bCs/>
+          <w:sz w:val="28"/>
+          <w:szCs w:val="28"/>
+        </w:rPr>
+        <w:t>it</w:t>
+      </w:r>
+      <w:r>
+        <w:rPr>
+          <w:b/>
+          <w:bCs/>
+          <w:sz w:val="28"/>
+          <w:szCs w:val="28"/>
+        </w:rPr>
+        <w:t>:</w:t>
+      </w:r>
+    </w:p>
+    <w:p>
+      <w:pPr>
+        <w:pStyle w:val="ListParagraph"/>
+        <w:numPr>
+          <w:ilvl w:val="1"/>
+          <w:numId w:val="3"/>
+        </w:numPr>
+        <w:rPr>
+          <w:sz w:val="24"/>
+          <w:szCs w:val="24"/>
+        </w:rPr>
+      </w:pPr>
+      <w:proofErr w:type="spellStart"/>
+      <w:r>
+        <w:rPr>
+          <w:sz w:val="24"/>
+          <w:szCs w:val="24"/>
+        </w:rPr>
+        <w:t>sudo</w:t>
+      </w:r>
+      <w:proofErr w:type="spellEnd"/>
+      <w:r>
+        <w:rPr>
+          <w:sz w:val="24"/>
+          <w:szCs w:val="24"/>
+        </w:rPr>
+        <w:t xml:space="preserve"> apt-get install git</w:t>
+      </w:r>
+    </w:p>
+    <w:p>
+      <w:pPr>
+        <w:pStyle w:val="ListParagraph"/>
+        <w:ind w:left="1392"/>
+        <w:rPr>
+          <w:sz w:val="24"/>
+          <w:szCs w:val="24"/>
+        </w:rPr>
+      </w:pPr>
+    </w:p>
+    <w:p>
+      <w:pPr>
+        <w:pStyle w:val="ListParagraph"/>
+        <w:numPr>
+          <w:ilvl w:val="0"/>
+          <w:numId w:val="3"/>
+        </w:numPr>
+        <w:rPr>
+          <w:b/>
+          <w:bCs/>
+          <w:sz w:val="28"/>
+          <w:szCs w:val="28"/>
+        </w:rPr>
+      </w:pPr>
+      <w:r>
+        <w:rPr>
+          <w:b/>
+          <w:bCs/>
+          <w:sz w:val="28"/>
+          <w:szCs w:val="28"/>
+        </w:rPr>
+        <w:t>Install</w:t>
+      </w:r>
+      <w:r>
+        <w:rPr>
+          <w:b/>
+          <w:bCs/>
+          <w:sz w:val="28"/>
+          <w:szCs w:val="28"/>
+        </w:rPr>
+        <w:t xml:space="preserve"> Python</w:t>
+      </w:r>
+      <w:r>
+        <w:rPr>
+          <w:b/>
+          <w:bCs/>
+          <w:sz w:val="28"/>
+          <w:szCs w:val="28"/>
+        </w:rPr>
+        <w:t>:</w:t>
+      </w:r>
+    </w:p>
+    <w:p>
+      <w:pPr>
+        <w:pStyle w:val="ListParagraph"/>
+        <w:numPr>
+          <w:ilvl w:val="1"/>
+          <w:numId w:val="3"/>
+        </w:numPr>
+        <w:rPr>
+          <w:sz w:val="24"/>
+          <w:szCs w:val="24"/>
+        </w:rPr>
+      </w:pPr>
+      <w:proofErr w:type="spellStart"/>
+      <w:r>
+        <w:rPr>
+          <w:sz w:val="24"/>
+          <w:szCs w:val="24"/>
+        </w:rPr>
+        <w:t>sudo</w:t>
+      </w:r>
+      <w:proofErr w:type="spellEnd"/>
+      <w:r>
+        <w:rPr>
+          <w:sz w:val="24"/>
+          <w:szCs w:val="24"/>
+        </w:rPr>
+        <w:t xml:space="preserve"> apt-get install python3 python3-dev python3-setuptools python3-pip python3-distutils</w:t>
+      </w:r>
+    </w:p>
+    <w:p>
+      <w:pPr>
+        <w:pStyle w:val="ListParagraph"/>
+        <w:numPr>
+          <w:ilvl w:val="1"/>
+          <w:numId w:val="3"/>
+        </w:numPr>
+        <w:rPr>
+          <w:sz w:val="24"/>
+          <w:szCs w:val="24"/>
+        </w:rPr>
+      </w:pPr>
+      <w:proofErr w:type="spellStart"/>
+      <w:r>
+        <w:rPr>
+          <w:sz w:val="24"/>
+          <w:szCs w:val="24"/>
+        </w:rPr>
+        <w:t>sudo</w:t>
+      </w:r>
+      <w:proofErr w:type="spellEnd"/>
+      <w:r>
+        <w:rPr>
+          <w:sz w:val="24"/>
+          <w:szCs w:val="24"/>
+        </w:rPr>
+        <w:t xml:space="preserve"> apt-get install python3.11-venv</w:t>
+      </w:r>
+    </w:p>
+    <w:p>
+      <w:pPr>
+        <w:pStyle w:val="ListParagraph"/>
+        <w:rPr>
+          <w:sz w:val="24"/>
+          <w:szCs w:val="24"/>
+        </w:rPr>
+      </w:pPr>
+    </w:p>
+    <w:p>
+      <w:pPr>
+        <w:pStyle w:val="ListParagraph"/>
+        <w:numPr>
+          <w:ilvl w:val="0"/>
+          <w:numId w:val="3"/>
+        </w:numPr>
+        <w:rPr>
+          <w:b/>
+          <w:bCs/>
+          <w:sz w:val="28"/>
+          <w:szCs w:val="28"/>
+        </w:rPr>
+      </w:pPr>
+      <w:r>
+        <w:rPr>
+          <w:b/>
+          <w:bCs/>
+          <w:sz w:val="28"/>
+          <w:szCs w:val="28"/>
+        </w:rPr>
+        <w:t>Install Software Properties Common</w:t>
+      </w:r>
+      <w:r>
+        <w:rPr>
+          <w:b/>
+          <w:bCs/>
+          <w:sz w:val="28"/>
+          <w:szCs w:val="28"/>
+        </w:rPr>
+        <w:t>:</w:t>
+      </w:r>
+    </w:p>
+    <w:p>
+      <w:pPr>
+        <w:pStyle w:val="ListParagraph"/>
+        <w:numPr>
+          <w:ilvl w:val="1"/>
+          <w:numId w:val="3"/>
+        </w:numPr>
+        <w:rPr>
+          <w:sz w:val="24"/>
+          <w:szCs w:val="24"/>
+        </w:rPr>
+      </w:pPr>
+      <w:proofErr w:type="spellStart"/>
+      <w:r>
+        <w:rPr>
+          <w:sz w:val="24"/>
+          <w:szCs w:val="24"/>
+        </w:rPr>
+        <w:t>sudo</w:t>
+      </w:r>
+      <w:proofErr w:type="spellEnd"/>
+      <w:r>
+        <w:rPr>
+          <w:sz w:val="24"/>
+          <w:szCs w:val="24"/>
+        </w:rPr>
+        <w:t xml:space="preserve"> apt-get install software-properties-common</w:t>
+      </w:r>
+    </w:p>
+    <w:p>
+      <w:pPr>
+        <w:pStyle w:val="ListParagraph"/>
+        <w:rPr>
+          <w:sz w:val="24"/>
+          <w:szCs w:val="24"/>
+        </w:rPr>
+      </w:pPr>
+    </w:p>
+    <w:p>
+      <w:pPr>
+        <w:pStyle w:val="ListParagraph"/>
+        <w:numPr>
+          <w:ilvl w:val="0"/>
+          <w:numId w:val="3"/>
+        </w:numPr>
+        <w:rPr>
+          <w:b/>
+          <w:bCs/>
+          <w:sz w:val="28"/>
+          <w:szCs w:val="28"/>
+        </w:rPr>
+      </w:pPr>
+      <w:r>
+        <w:rPr>
+          <w:b/>
+          <w:bCs/>
+          <w:sz w:val="28"/>
+          <w:szCs w:val="28"/>
+        </w:rPr>
+        <w:t>Install MariaDB</w:t>
+      </w:r>
+      <w:r>
+        <w:rPr>
+          <w:b/>
+          <w:bCs/>
+          <w:sz w:val="28"/>
+          <w:szCs w:val="28"/>
+        </w:rPr>
+        <w:t>:</w:t>
+      </w:r>
+    </w:p>
+    <w:p>
+      <w:pPr>
+        <w:pStyle w:val="ListParagraph"/>
+        <w:numPr>
+          <w:ilvl w:val="1"/>
+          <w:numId w:val="3"/>
+        </w:numPr>
+        <w:rPr>
+          <w:sz w:val="24"/>
+          <w:szCs w:val="24"/>
+        </w:rPr>
+      </w:pPr>
+      <w:proofErr w:type="spellStart"/>
+      <w:r>
+        <w:rPr>
+          <w:sz w:val="24"/>
+          <w:szCs w:val="24"/>
+        </w:rPr>
+        <w:lastRenderedPageBreak/>
+        <w:t>sudo</w:t>
+      </w:r>
+      <w:proofErr w:type="spellEnd"/>
+      <w:r>
+        <w:rPr>
+          <w:sz w:val="24"/>
+          <w:szCs w:val="24"/>
+        </w:rPr>
+        <w:t xml:space="preserve"> apt install </w:t>
+      </w:r>
+      <w:proofErr w:type="spellStart"/>
+      <w:r>
+        <w:rPr>
+          <w:sz w:val="24"/>
+          <w:szCs w:val="24"/>
+        </w:rPr>
+        <w:t>mariadb</w:t>
+      </w:r>
+      <w:proofErr w:type="spellEnd"/>
+      <w:r>
+        <w:rPr>
+          <w:sz w:val="24"/>
+          <w:szCs w:val="24"/>
+        </w:rPr>
+        <w:t xml:space="preserve">-server </w:t>
+      </w:r>
+      <w:proofErr w:type="spellStart"/>
+      <w:r>
+        <w:rPr>
+          <w:sz w:val="24"/>
+          <w:szCs w:val="24"/>
+        </w:rPr>
+        <w:t>mariadb</w:t>
+      </w:r>
+      <w:proofErr w:type="spellEnd"/>
+      <w:r>
+        <w:rPr>
+          <w:sz w:val="24"/>
+          <w:szCs w:val="24"/>
+        </w:rPr>
+        <w:t>-client</w:t>
+      </w:r>
+    </w:p>
+    <w:p>
+      <w:pPr>
+        <w:pStyle w:val="ListParagraph"/>
+        <w:rPr>
+          <w:b/>
+          <w:bCs/>
+          <w:sz w:val="28"/>
+          <w:szCs w:val="28"/>
+        </w:rPr>
+      </w:pPr>
+    </w:p>
+    <w:p>
+      <w:pPr>
+        <w:pStyle w:val="ListParagraph"/>
+        <w:numPr>
+          <w:ilvl w:val="0"/>
+          <w:numId w:val="3"/>
+        </w:numPr>
+        <w:rPr>
+          <w:b/>
+          <w:bCs/>
+          <w:sz w:val="28"/>
+          <w:szCs w:val="28"/>
+        </w:rPr>
+      </w:pPr>
+      <w:r>
+        <w:rPr>
+          <w:b/>
+          <w:bCs/>
+          <w:sz w:val="28"/>
+          <w:szCs w:val="28"/>
+        </w:rPr>
+        <w:t>Install Redis Server</w:t>
+      </w:r>
+      <w:r>
+        <w:rPr>
+          <w:b/>
+          <w:bCs/>
+          <w:sz w:val="28"/>
+          <w:szCs w:val="28"/>
+        </w:rPr>
+        <w:t>:</w:t>
+      </w:r>
+    </w:p>
+    <w:p>
+      <w:pPr>
+        <w:pStyle w:val="ListParagraph"/>
+        <w:numPr>
+          <w:ilvl w:val="1"/>
+          <w:numId w:val="3"/>
+        </w:numPr>
+        <w:rPr>
+          <w:sz w:val="24"/>
+          <w:szCs w:val="24"/>
+        </w:rPr>
+      </w:pPr>
+      <w:proofErr w:type="spellStart"/>
+      <w:r>
+        <w:rPr>
+          <w:sz w:val="24"/>
+          <w:szCs w:val="24"/>
+        </w:rPr>
+        <w:t>sudo</w:t>
+      </w:r>
+      <w:proofErr w:type="spellEnd"/>
+      <w:r>
+        <w:rPr>
+          <w:sz w:val="24"/>
+          <w:szCs w:val="24"/>
+        </w:rPr>
+        <w:t xml:space="preserve"> apt-get install </w:t>
+      </w:r>
+      <w:proofErr w:type="spellStart"/>
+      <w:r>
+        <w:rPr>
+          <w:sz w:val="24"/>
+          <w:szCs w:val="24"/>
+        </w:rPr>
+        <w:t>redis</w:t>
+      </w:r>
+      <w:proofErr w:type="spellEnd"/>
+      <w:r>
+        <w:rPr>
+          <w:sz w:val="24"/>
+          <w:szCs w:val="24"/>
+        </w:rPr>
+        <w:t>-server</w:t>
+      </w:r>
+    </w:p>
+    <w:p>
+      <w:pPr>
+        <w:pStyle w:val="ListParagraph"/>
+        <w:numPr>
+          <w:ilvl w:val="1"/>
+          <w:numId w:val="3"/>
+        </w:numPr>
+        <w:rPr>
+          <w:sz w:val="24"/>
+          <w:szCs w:val="24"/>
+        </w:rPr>
+      </w:pPr>
+      <w:r>
+        <w:rPr>
+          <w:sz w:val="24"/>
+          <w:szCs w:val="24"/>
+        </w:rPr>
+        <w:t>nano /etc/</w:t>
+      </w:r>
+      <w:proofErr w:type="spellStart"/>
+      <w:r>
+        <w:rPr>
+          <w:sz w:val="24"/>
+          <w:szCs w:val="24"/>
+        </w:rPr>
+        <w:t>redis</w:t>
+      </w:r>
+      <w:proofErr w:type="spellEnd"/>
+      <w:r>
+        <w:rPr>
+          <w:sz w:val="24"/>
+          <w:szCs w:val="24"/>
+        </w:rPr>
+        <w:t>/</w:t>
+      </w:r>
+      <w:proofErr w:type="spellStart"/>
+      <w:r>
+        <w:rPr>
+          <w:sz w:val="24"/>
+          <w:szCs w:val="24"/>
+        </w:rPr>
+        <w:t>redis.conf</w:t>
+      </w:r>
+      <w:proofErr w:type="spellEnd"/>
+    </w:p>
+    <w:p>
+      <w:pPr>
+        <w:pStyle w:val="ListParagraph"/>
+        <w:numPr>
+          <w:ilvl w:val="1"/>
+          <w:numId w:val="3"/>
+        </w:numPr>
+        <w:rPr>
+          <w:sz w:val="24"/>
+          <w:szCs w:val="24"/>
+        </w:rPr>
+      </w:pPr>
+      <w:r>
+        <w:rPr>
+          <w:sz w:val="24"/>
+          <w:szCs w:val="24"/>
+        </w:rPr>
+        <w:t>port 11000</w:t>
+      </w:r>
+    </w:p>
+    <w:p>
+      <w:pPr>
+        <w:pStyle w:val="ListParagraph"/>
+        <w:numPr>
+          <w:ilvl w:val="1"/>
+          <w:numId w:val="3"/>
+        </w:numPr>
+        <w:rPr>
+          <w:sz w:val="24"/>
+          <w:szCs w:val="24"/>
+        </w:rPr>
+      </w:pPr>
+      <w:proofErr w:type="spellStart"/>
+      <w:r>
+        <w:rPr>
+          <w:sz w:val="24"/>
+          <w:szCs w:val="24"/>
+        </w:rPr>
+        <w:t>systemctl</w:t>
+      </w:r>
+      <w:proofErr w:type="spellEnd"/>
+      <w:r>
+        <w:rPr>
+          <w:sz w:val="24"/>
+          <w:szCs w:val="24"/>
+        </w:rPr>
+        <w:t xml:space="preserve"> restart </w:t>
+      </w:r>
+      <w:proofErr w:type="spellStart"/>
+      <w:r>
+        <w:rPr>
+          <w:sz w:val="24"/>
+          <w:szCs w:val="24"/>
+        </w:rPr>
+        <w:t>redis</w:t>
+      </w:r>
+      <w:proofErr w:type="spellEnd"/>
+    </w:p>
+    <w:p>
+      <w:pPr>
+        <w:pStyle w:val="ListParagraph"/>
+        <w:rPr>
+          <w:sz w:val="24"/>
+          <w:szCs w:val="24"/>
+        </w:rPr>
+      </w:pPr>
+    </w:p>
+    <w:p>
+      <w:pPr>
+        <w:pStyle w:val="ListParagraph"/>
+        <w:rPr>
+          <w:sz w:val="24"/>
+          <w:szCs w:val="24"/>
+        </w:rPr>
+      </w:pPr>
+    </w:p>
+    <w:p>
+      <w:pPr>
+        <w:pStyle w:val="ListParagraph"/>
+        <w:rPr>
+          <w:sz w:val="24"/>
+          <w:szCs w:val="24"/>
+        </w:rPr>
+      </w:pPr>
+    </w:p>
+    <w:p>
+      <w:pPr>
+        <w:pStyle w:val="ListParagraph"/>
+        <w:numPr>
+          <w:ilvl w:val="0"/>
+          <w:numId w:val="3"/>
+        </w:numPr>
+        <w:rPr>
+          <w:b/>
+          <w:bCs/>
+          <w:sz w:val="28"/>
+          <w:szCs w:val="28"/>
+        </w:rPr>
+      </w:pPr>
+      <w:r>
+        <w:rPr>
+          <w:b/>
+          <w:bCs/>
+          <w:sz w:val="28"/>
+          <w:szCs w:val="28"/>
+        </w:rPr>
+        <w:t>Install Other Required Packages</w:t>
+      </w:r>
+      <w:r>
+        <w:rPr>
+          <w:b/>
+          <w:bCs/>
+          <w:sz w:val="28"/>
+          <w:szCs w:val="28"/>
+        </w:rPr>
+        <w:t>:</w:t>
+      </w:r>
+    </w:p>
+    <w:p>
+      <w:pPr>
+        <w:pStyle w:val="ListParagraph"/>
+        <w:numPr>
+          <w:ilvl w:val="1"/>
+          <w:numId w:val="3"/>
+        </w:numPr>
+        <w:rPr>
+          <w:sz w:val="24"/>
+          <w:szCs w:val="24"/>
+        </w:rPr>
+      </w:pPr>
+      <w:proofErr w:type="spellStart"/>
+      <w:r>
+        <w:rPr>
+          <w:sz w:val="24"/>
+          <w:szCs w:val="24"/>
+        </w:rPr>
+        <w:t>sudo</w:t>
+      </w:r>
+      <w:proofErr w:type="spellEnd"/>
+      <w:r>
+        <w:rPr>
+          <w:sz w:val="24"/>
+          <w:szCs w:val="24"/>
+        </w:rPr>
+        <w:t xml:space="preserve"> apt-get install </w:t>
+      </w:r>
+      <w:proofErr w:type="spellStart"/>
+      <w:r>
+        <w:rPr>
+          <w:sz w:val="24"/>
+          <w:szCs w:val="24"/>
+        </w:rPr>
+        <w:t>xvfb</w:t>
+      </w:r>
+      <w:proofErr w:type="spellEnd"/>
+      <w:r>
+        <w:rPr>
+          <w:sz w:val="24"/>
+          <w:szCs w:val="24"/>
+        </w:rPr>
         <w:t xml:space="preserve"> </w:t>
       </w:r>
       <w:proofErr w:type="spellStart"/>
       <w:r>
+        <w:rPr>
+          <w:sz w:val="24"/>
+          <w:szCs w:val="24"/>
+        </w:rPr>
+        <w:t>libfontconfig</w:t>
+      </w:r>
+      <w:proofErr w:type="spellEnd"/>
+      <w:r>
+        <w:rPr>
+          <w:sz w:val="24"/>
+          <w:szCs w:val="24"/>
+        </w:rPr>
+        <w:t xml:space="preserve"> </w:t>
+      </w:r>
+      <w:proofErr w:type="spellStart"/>
+      <w:r>
+        <w:rPr>
+          <w:sz w:val="24"/>
+          <w:szCs w:val="24"/>
+        </w:rPr>
+        <w:t>wkhtmltopdf</w:t>
+      </w:r>
+      <w:proofErr w:type="spellEnd"/>
+    </w:p>
+    <w:p>
+      <w:pPr>
+        <w:pStyle w:val="ListParagraph"/>
+        <w:numPr>
+          <w:ilvl w:val="1"/>
+          <w:numId w:val="3"/>
+        </w:numPr>
+        <w:rPr>
+          <w:sz w:val="24"/>
+          <w:szCs w:val="24"/>
+        </w:rPr>
+      </w:pPr>
+      <w:proofErr w:type="spellStart"/>
+      <w:r>
+        <w:rPr>
+          <w:sz w:val="24"/>
+          <w:szCs w:val="24"/>
+        </w:rPr>
         <w:t>sudo</w:t>
       </w:r>
       <w:proofErr w:type="spellEnd"/>
       <w:r>
-        <w:t xml:space="preserve"> apt-get update &amp;&amp; apt-get upgrade -y</w:t>
-      </w:r>
-    </w:p>
-    <w:p/>
-    <w:p>
-      <w:pPr>
-        <w:rPr>
-          <w:b/>
-          <w:bCs/>
-          <w:sz w:val="32"/>
-          <w:szCs w:val="32"/>
-        </w:rPr>
-      </w:pPr>
-      <w:r>
-        <w:rPr>
-          <w:b/>
-          <w:bCs/>
-          <w:sz w:val="32"/>
-          <w:szCs w:val="32"/>
-        </w:rPr>
-        <w:t xml:space="preserve">Step </w:t>
-      </w:r>
-      <w:r>
-        <w:rPr>
-          <w:b/>
-          <w:bCs/>
-          <w:sz w:val="32"/>
-          <w:szCs w:val="32"/>
-        </w:rPr>
-        <w:t xml:space="preserve">5 </w:t>
-      </w:r>
-      <w:r>
-        <w:rPr>
-          <w:b/>
-          <w:bCs/>
-          <w:sz w:val="32"/>
-          <w:szCs w:val="32"/>
-        </w:rPr>
-        <w:t xml:space="preserve">:- </w:t>
-      </w:r>
-    </w:p>
-    <w:p>
-      <w:r>
-        <w:t>Install the python dependency</w:t>
-      </w:r>
-      <w:r>
-        <w:t xml:space="preserve"> by running this command :-&gt;  </w:t>
-      </w:r>
+        <w:rPr>
+          <w:sz w:val="24"/>
+          <w:szCs w:val="24"/>
+        </w:rPr>
+        <w:t xml:space="preserve"> apt-get install </w:t>
+      </w:r>
+      <w:proofErr w:type="spellStart"/>
+      <w:r>
+        <w:rPr>
+          <w:sz w:val="24"/>
+          <w:szCs w:val="24"/>
+        </w:rPr>
+        <w:t>libmysqlclient</w:t>
+      </w:r>
+      <w:proofErr w:type="spellEnd"/>
+      <w:r>
+        <w:rPr>
+          <w:sz w:val="24"/>
+          <w:szCs w:val="24"/>
+        </w:rPr>
+        <w:t>-dev</w:t>
+      </w:r>
+    </w:p>
+    <w:p>
+      <w:pPr>
+        <w:pStyle w:val="ListParagraph"/>
+        <w:rPr>
+          <w:sz w:val="24"/>
+          <w:szCs w:val="24"/>
+        </w:rPr>
+      </w:pPr>
     </w:p>
     <w:p>
       <w:pPr>
         <w:pStyle w:val="ListParagraph"/>
         <w:numPr>
           <w:ilvl w:val="0"/>
-          <w:numId w:val="1"/>
-        </w:numPr>
-        <w:rPr>
-          <w:b/>
-          <w:bCs/>
-          <w:sz w:val="32"/>
-          <w:szCs w:val="32"/>
-        </w:rPr>
-      </w:pPr>
-      <w:r>
-        <w:t xml:space="preserve">apt-get install python3-dev python3.11-dev python3-setuptools python3-pip python3-distutils software-properties-common </w:t>
-      </w:r>
+          <w:numId w:val="3"/>
+        </w:numPr>
+        <w:rPr>
+          <w:b/>
+          <w:bCs/>
+          <w:sz w:val="28"/>
+          <w:szCs w:val="28"/>
+        </w:rPr>
+      </w:pPr>
+      <w:r>
+        <w:rPr>
+          <w:b/>
+          <w:bCs/>
+          <w:sz w:val="28"/>
+          <w:szCs w:val="28"/>
+        </w:rPr>
+        <w:t xml:space="preserve">   </w:t>
+      </w:r>
+      <w:r>
+        <w:rPr>
+          <w:b/>
+          <w:bCs/>
+          <w:sz w:val="28"/>
+          <w:szCs w:val="28"/>
+        </w:rPr>
+        <w:t>Configure MYSQL Server</w:t>
+      </w:r>
+      <w:r>
+        <w:rPr>
+          <w:b/>
+          <w:bCs/>
+          <w:sz w:val="28"/>
+          <w:szCs w:val="28"/>
+        </w:rPr>
+        <w:t>:</w:t>
+      </w:r>
+    </w:p>
+    <w:p>
+      <w:pPr>
+        <w:pStyle w:val="ListParagraph"/>
+        <w:numPr>
+          <w:ilvl w:val="1"/>
+          <w:numId w:val="3"/>
+        </w:numPr>
+        <w:rPr>
+          <w:sz w:val="24"/>
+          <w:szCs w:val="24"/>
+        </w:rPr>
+      </w:pPr>
       <w:proofErr w:type="spellStart"/>
       <w:r>
-        <w:t>xvfb</w:t>
+        <w:rPr>
+          <w:sz w:val="24"/>
+          <w:szCs w:val="24"/>
+        </w:rPr>
+        <w:t>sudo</w:t>
       </w:r>
       <w:proofErr w:type="spellEnd"/>
       <w:r>
+        <w:rPr>
+          <w:sz w:val="24"/>
+          <w:szCs w:val="24"/>
+        </w:rPr>
         <w:t xml:space="preserve"> </w:t>
       </w:r>
       <w:proofErr w:type="spellStart"/>
       <w:r>
-        <w:t>libfontconfig</w:t>
+        <w:rPr>
+          <w:sz w:val="24"/>
+          <w:szCs w:val="24"/>
+        </w:rPr>
+        <w:t>mysql_secure_installation</w:t>
       </w:r>
       <w:proofErr w:type="spellEnd"/>
-      <w:r>
+    </w:p>
+    <w:p>
+      <w:pPr>
+        <w:pStyle w:val="ListParagraph"/>
+        <w:numPr>
+          <w:ilvl w:val="2"/>
+          <w:numId w:val="3"/>
+        </w:numPr>
+        <w:rPr>
+          <w:sz w:val="24"/>
+          <w:szCs w:val="24"/>
+        </w:rPr>
+      </w:pPr>
+      <w:r>
+        <w:rPr>
+          <w:sz w:val="24"/>
+          <w:szCs w:val="24"/>
+        </w:rPr>
+        <w:t xml:space="preserve">Enter current password for root (enter for none): Press your [Enter] key, there is no password set by default </w:t>
+      </w:r>
+    </w:p>
+    <w:p>
+      <w:pPr>
+        <w:pStyle w:val="ListParagraph"/>
+        <w:numPr>
+          <w:ilvl w:val="2"/>
+          <w:numId w:val="3"/>
+        </w:numPr>
+        <w:rPr>
+          <w:sz w:val="24"/>
+          <w:szCs w:val="24"/>
+        </w:rPr>
+      </w:pPr>
+      <w:r>
+        <w:rPr>
+          <w:sz w:val="24"/>
+          <w:szCs w:val="24"/>
+        </w:rPr>
+        <w:t xml:space="preserve">Switch to </w:t>
+      </w:r>
+      <w:proofErr w:type="spellStart"/>
+      <w:r>
+        <w:rPr>
+          <w:sz w:val="24"/>
+          <w:szCs w:val="24"/>
+        </w:rPr>
+        <w:t>unix_socket</w:t>
+      </w:r>
+      <w:proofErr w:type="spellEnd"/>
+      <w:r>
+        <w:rPr>
+          <w:sz w:val="24"/>
+          <w:szCs w:val="24"/>
+        </w:rPr>
+        <w:t xml:space="preserve"> authentication N </w:t>
+      </w:r>
+    </w:p>
+    <w:p>
+      <w:pPr>
+        <w:pStyle w:val="ListParagraph"/>
+        <w:numPr>
+          <w:ilvl w:val="2"/>
+          <w:numId w:val="3"/>
+        </w:numPr>
+        <w:rPr>
+          <w:sz w:val="24"/>
+          <w:szCs w:val="24"/>
+        </w:rPr>
+      </w:pPr>
+      <w:r>
+        <w:rPr>
+          <w:sz w:val="24"/>
+          <w:szCs w:val="24"/>
+        </w:rPr>
+        <w:t xml:space="preserve">Set root password? [Y/n] Y </w:t>
+      </w:r>
+    </w:p>
+    <w:p>
+      <w:pPr>
+        <w:pStyle w:val="ListParagraph"/>
+        <w:numPr>
+          <w:ilvl w:val="2"/>
+          <w:numId w:val="3"/>
+        </w:numPr>
+        <w:rPr>
+          <w:sz w:val="24"/>
+          <w:szCs w:val="24"/>
+        </w:rPr>
+      </w:pPr>
+      <w:r>
+        <w:rPr>
+          <w:sz w:val="24"/>
+          <w:szCs w:val="24"/>
+        </w:rPr>
+        <w:t xml:space="preserve">New password: </w:t>
+      </w:r>
+      <w:proofErr w:type="spellStart"/>
+      <w:r>
+        <w:rPr>
+          <w:sz w:val="24"/>
+          <w:szCs w:val="24"/>
+        </w:rPr>
+        <w:t>Enter_Your_Password</w:t>
+      </w:r>
+      <w:proofErr w:type="spellEnd"/>
+      <w:r>
+        <w:rPr>
+          <w:sz w:val="24"/>
+          <w:szCs w:val="24"/>
+        </w:rPr>
         <w:t xml:space="preserve"> </w:t>
       </w:r>
+    </w:p>
+    <w:p>
+      <w:pPr>
+        <w:pStyle w:val="ListParagraph"/>
+        <w:numPr>
+          <w:ilvl w:val="2"/>
+          <w:numId w:val="3"/>
+        </w:numPr>
+        <w:rPr>
+          <w:sz w:val="24"/>
+          <w:szCs w:val="24"/>
+        </w:rPr>
+      </w:pPr>
+      <w:r>
+        <w:rPr>
+          <w:sz w:val="24"/>
+          <w:szCs w:val="24"/>
+        </w:rPr>
+        <w:t xml:space="preserve">Re-enter new password: </w:t>
+      </w:r>
       <w:proofErr w:type="spellStart"/>
       <w:r>
-        <w:t>wkhtmltopdf</w:t>
+        <w:rPr>
+          <w:sz w:val="24"/>
+          <w:szCs w:val="24"/>
+        </w:rPr>
+        <w:t>Enter_Your_Password</w:t>
       </w:r>
       <w:proofErr w:type="spellEnd"/>
       <w:r>
+        <w:rPr>
+          <w:sz w:val="24"/>
+          <w:szCs w:val="24"/>
+        </w:rPr>
         <w:t xml:space="preserve"> </w:t>
       </w:r>
+    </w:p>
+    <w:p>
+      <w:pPr>
+        <w:pStyle w:val="ListParagraph"/>
+        <w:numPr>
+          <w:ilvl w:val="2"/>
+          <w:numId w:val="3"/>
+        </w:numPr>
+        <w:rPr>
+          <w:sz w:val="24"/>
+          <w:szCs w:val="24"/>
+        </w:rPr>
+      </w:pPr>
+      <w:r>
+        <w:rPr>
+          <w:sz w:val="24"/>
+          <w:szCs w:val="24"/>
+        </w:rPr>
+        <w:t xml:space="preserve">Remove anonymous users? [Y/n] Y </w:t>
+      </w:r>
+    </w:p>
+    <w:p>
+      <w:pPr>
+        <w:pStyle w:val="ListParagraph"/>
+        <w:numPr>
+          <w:ilvl w:val="2"/>
+          <w:numId w:val="3"/>
+        </w:numPr>
+        <w:rPr>
+          <w:sz w:val="24"/>
+          <w:szCs w:val="24"/>
+        </w:rPr>
+      </w:pPr>
+      <w:r>
+        <w:rPr>
+          <w:sz w:val="24"/>
+          <w:szCs w:val="24"/>
+        </w:rPr>
+        <w:t xml:space="preserve">Disallow root login remotely? [Y/n] Y </w:t>
+      </w:r>
+    </w:p>
+    <w:p>
+      <w:pPr>
+        <w:pStyle w:val="ListParagraph"/>
+        <w:numPr>
+          <w:ilvl w:val="2"/>
+          <w:numId w:val="3"/>
+        </w:numPr>
+        <w:rPr>
+          <w:sz w:val="24"/>
+          <w:szCs w:val="24"/>
+        </w:rPr>
+      </w:pPr>
+      <w:r>
+        <w:rPr>
+          <w:sz w:val="24"/>
+          <w:szCs w:val="24"/>
+        </w:rPr>
+        <w:t xml:space="preserve">Remove test database and access to it? [Y/n] Y </w:t>
+      </w:r>
+    </w:p>
+    <w:p>
+      <w:pPr>
+        <w:pStyle w:val="ListParagraph"/>
+        <w:numPr>
+          <w:ilvl w:val="2"/>
+          <w:numId w:val="3"/>
+        </w:numPr>
+        <w:rPr>
+          <w:sz w:val="24"/>
+          <w:szCs w:val="24"/>
+        </w:rPr>
+      </w:pPr>
+      <w:r>
+        <w:rPr>
+          <w:sz w:val="24"/>
+          <w:szCs w:val="24"/>
+        </w:rPr>
+        <w:t>Reload privilege tables now? [Y/n] Y</w:t>
+      </w:r>
+    </w:p>
+    <w:p>
+      <w:pPr>
+        <w:pStyle w:val="ListParagraph"/>
+        <w:rPr>
+          <w:sz w:val="24"/>
+          <w:szCs w:val="24"/>
+        </w:rPr>
+      </w:pPr>
+    </w:p>
+    <w:p>
+      <w:pPr>
+        <w:pStyle w:val="ListParagraph"/>
+        <w:numPr>
+          <w:ilvl w:val="0"/>
+          <w:numId w:val="3"/>
+        </w:numPr>
+        <w:rPr>
+          <w:b/>
+          <w:bCs/>
+          <w:sz w:val="28"/>
+          <w:szCs w:val="28"/>
+        </w:rPr>
+      </w:pPr>
+      <w:r>
+        <w:rPr>
+          <w:b/>
+          <w:bCs/>
+          <w:sz w:val="28"/>
+          <w:szCs w:val="28"/>
+        </w:rPr>
+        <w:t xml:space="preserve">  </w:t>
+      </w:r>
+      <w:r>
+        <w:rPr>
+          <w:b/>
+          <w:bCs/>
+          <w:sz w:val="28"/>
+          <w:szCs w:val="28"/>
+        </w:rPr>
+        <w:t>Edit MYSQL default config file</w:t>
+      </w:r>
+      <w:r>
+        <w:rPr>
+          <w:b/>
+          <w:bCs/>
+          <w:sz w:val="28"/>
+          <w:szCs w:val="28"/>
+        </w:rPr>
+        <w:t>:</w:t>
+      </w:r>
+    </w:p>
+    <w:p>
+      <w:pPr>
+        <w:pStyle w:val="ListParagraph"/>
+        <w:numPr>
+          <w:ilvl w:val="1"/>
+          <w:numId w:val="3"/>
+        </w:numPr>
+        <w:rPr>
+          <w:sz w:val="24"/>
+          <w:szCs w:val="24"/>
+        </w:rPr>
+      </w:pPr>
       <w:proofErr w:type="spellStart"/>
       <w:r>
-        <w:t>libmysqlclient</w:t>
+        <w:rPr>
+          <w:sz w:val="24"/>
+          <w:szCs w:val="24"/>
+        </w:rPr>
+        <w:t>sudo</w:t>
       </w:r>
       <w:proofErr w:type="spellEnd"/>
       <w:r>
-        <w:t>-dev -y</w:t>
-      </w:r>
+        <w:rPr>
+          <w:sz w:val="24"/>
+          <w:szCs w:val="24"/>
+        </w:rPr>
+        <w:t xml:space="preserve"> nano /etc/</w:t>
+      </w:r>
+      <w:proofErr w:type="spellStart"/>
+      <w:r>
+        <w:rPr>
+          <w:sz w:val="24"/>
+          <w:szCs w:val="24"/>
+        </w:rPr>
+        <w:t>mysql</w:t>
+      </w:r>
+      <w:proofErr w:type="spellEnd"/>
+      <w:r>
+        <w:rPr>
+          <w:sz w:val="24"/>
+          <w:szCs w:val="24"/>
+        </w:rPr>
+        <w:t>/</w:t>
+      </w:r>
+      <w:proofErr w:type="spellStart"/>
+      <w:r>
+        <w:rPr>
+          <w:sz w:val="24"/>
+          <w:szCs w:val="24"/>
+        </w:rPr>
+        <w:t>my.cnf</w:t>
+      </w:r>
+      <w:proofErr w:type="spellEnd"/>
+    </w:p>
+    <w:p>
+      <w:pPr>
+        <w:pStyle w:val="ListParagraph"/>
+        <w:numPr>
+          <w:ilvl w:val="1"/>
+          <w:numId w:val="3"/>
+        </w:numPr>
+        <w:rPr>
+          <w:sz w:val="24"/>
+          <w:szCs w:val="24"/>
+        </w:rPr>
+      </w:pPr>
+      <w:hyperlink r:id="rId7" w:history="1">
+        <w:r>
+          <w:rPr>
+            <w:rStyle w:val="Hyperlink"/>
+            <w:sz w:val="24"/>
+            <w:szCs w:val="24"/>
+          </w:rPr>
+          <w:t>https://www.youtube.com/watch?v=TReR0I0O1Xo&amp;t=882s</w:t>
+        </w:r>
+      </w:hyperlink>
+    </w:p>
+    <w:p>
+      <w:pPr>
+        <w:pStyle w:val="ListParagraph"/>
+        <w:numPr>
+          <w:ilvl w:val="1"/>
+          <w:numId w:val="3"/>
+        </w:numPr>
+        <w:rPr>
+          <w:sz w:val="24"/>
+          <w:szCs w:val="24"/>
+        </w:rPr>
+      </w:pPr>
+      <w:proofErr w:type="spellStart"/>
+      <w:r>
+        <w:rPr>
+          <w:sz w:val="24"/>
+          <w:szCs w:val="24"/>
+        </w:rPr>
+        <w:t>sudo</w:t>
+      </w:r>
+      <w:proofErr w:type="spellEnd"/>
+      <w:r>
+        <w:rPr>
+          <w:sz w:val="24"/>
+          <w:szCs w:val="24"/>
+        </w:rPr>
+        <w:t xml:space="preserve"> service </w:t>
+      </w:r>
+      <w:proofErr w:type="spellStart"/>
+      <w:r>
+        <w:rPr>
+          <w:sz w:val="24"/>
+          <w:szCs w:val="24"/>
+        </w:rPr>
+        <w:t>mysql</w:t>
+      </w:r>
+      <w:proofErr w:type="spellEnd"/>
+      <w:r>
+        <w:rPr>
+          <w:sz w:val="24"/>
+          <w:szCs w:val="24"/>
+        </w:rPr>
+        <w:t xml:space="preserve"> restart</w:t>
+      </w:r>
+    </w:p>
+    <w:p>
+      <w:pPr>
+        <w:pStyle w:val="ListParagraph"/>
+        <w:ind w:left="1392"/>
+        <w:rPr>
+          <w:sz w:val="24"/>
+          <w:szCs w:val="24"/>
+        </w:rPr>
+      </w:pPr>
     </w:p>
     <w:p>
       <w:pPr>
         <w:pStyle w:val="ListParagraph"/>
         <w:numPr>
           <w:ilvl w:val="0"/>
-          <w:numId w:val="1"/>
-        </w:numPr>
+          <w:numId w:val="3"/>
+        </w:numPr>
+        <w:rPr>
+          <w:b/>
+          <w:bCs/>
+          <w:sz w:val="28"/>
+          <w:szCs w:val="28"/>
+        </w:rPr>
+      </w:pPr>
+      <w:r>
+        <w:rPr>
+          <w:b/>
+          <w:bCs/>
+          <w:sz w:val="28"/>
+          <w:szCs w:val="28"/>
+        </w:rPr>
+        <w:t xml:space="preserve">   </w:t>
+      </w:r>
+      <w:r>
+        <w:rPr>
+          <w:b/>
+          <w:bCs/>
+          <w:sz w:val="28"/>
+          <w:szCs w:val="28"/>
+        </w:rPr>
+        <w:t>Install CURL, Node, NPM and Yarn</w:t>
+      </w:r>
+      <w:r>
+        <w:rPr>
+          <w:b/>
+          <w:bCs/>
+          <w:sz w:val="28"/>
+          <w:szCs w:val="28"/>
+        </w:rPr>
+        <w:t>:</w:t>
+      </w:r>
+    </w:p>
+    <w:p>
+      <w:pPr>
+        <w:pStyle w:val="ListParagraph"/>
+        <w:numPr>
+          <w:ilvl w:val="1"/>
+          <w:numId w:val="3"/>
+        </w:numPr>
+        <w:rPr>
+          <w:sz w:val="24"/>
+          <w:szCs w:val="24"/>
+        </w:rPr>
       </w:pPr>
       <w:proofErr w:type="spellStart"/>
       <w:r>
+        <w:rPr>
+          <w:sz w:val="24"/>
+          <w:szCs w:val="24"/>
+        </w:rPr>
         <w:t>sudo</w:t>
       </w:r>
       <w:proofErr w:type="spellEnd"/>
       <w:r>
-        <w:t xml:space="preserve"> apt-get install python3.11-venv -y</w:t>
-      </w:r>
+        <w:rPr>
+          <w:sz w:val="24"/>
+          <w:szCs w:val="24"/>
+        </w:rPr>
+        <w:t xml:space="preserve"> apt install curl</w:t>
+      </w:r>
+    </w:p>
+    <w:p>
+      <w:pPr>
+        <w:pStyle w:val="ListParagraph"/>
+        <w:numPr>
+          <w:ilvl w:val="1"/>
+          <w:numId w:val="3"/>
+        </w:numPr>
+        <w:rPr>
+          <w:sz w:val="24"/>
+          <w:szCs w:val="24"/>
+        </w:rPr>
+      </w:pPr>
+      <w:r>
+        <w:rPr>
+          <w:sz w:val="24"/>
+          <w:szCs w:val="24"/>
+        </w:rPr>
+        <w:t xml:space="preserve">curl </w:t>
+      </w:r>
+    </w:p>
+    <w:p>
+      <w:pPr>
+        <w:pStyle w:val="ListParagraph"/>
+        <w:numPr>
+          <w:ilvl w:val="1"/>
+          <w:numId w:val="3"/>
+        </w:numPr>
+        <w:rPr>
+          <w:sz w:val="24"/>
+          <w:szCs w:val="24"/>
+        </w:rPr>
+      </w:pPr>
+      <w:r>
+        <w:rPr>
+          <w:sz w:val="24"/>
+          <w:szCs w:val="24"/>
+        </w:rPr>
+        <w:t>https://raw.githubusercontent.com/creationix/nvm/master/install.sh | bash source ~</w:t>
+      </w:r>
+      <w:proofErr w:type="gramStart"/>
+      <w:r>
+        <w:rPr>
+          <w:sz w:val="24"/>
+          <w:szCs w:val="24"/>
+        </w:rPr>
+        <w:t>/.profile</w:t>
+      </w:r>
+      <w:proofErr w:type="gramEnd"/>
+      <w:r>
+        <w:rPr>
+          <w:sz w:val="24"/>
+          <w:szCs w:val="24"/>
+        </w:rPr>
+        <w:t xml:space="preserve"> </w:t>
+      </w:r>
+    </w:p>
+    <w:p>
+      <w:pPr>
+        <w:pStyle w:val="ListParagraph"/>
+        <w:numPr>
+          <w:ilvl w:val="1"/>
+          <w:numId w:val="3"/>
+        </w:numPr>
+        <w:rPr>
+          <w:sz w:val="24"/>
+          <w:szCs w:val="24"/>
+        </w:rPr>
+      </w:pPr>
+      <w:proofErr w:type="spellStart"/>
+      <w:r>
+        <w:rPr>
+          <w:sz w:val="24"/>
+          <w:szCs w:val="24"/>
+        </w:rPr>
+        <w:t>nvm</w:t>
+      </w:r>
+      <w:proofErr w:type="spellEnd"/>
+      <w:r>
+        <w:rPr>
+          <w:sz w:val="24"/>
+          <w:szCs w:val="24"/>
+        </w:rPr>
+        <w:t xml:space="preserve"> install 1</w:t>
+      </w:r>
+      <w:r>
+        <w:rPr>
+          <w:sz w:val="24"/>
+          <w:szCs w:val="24"/>
+        </w:rPr>
+        <w:t>8   || 18 and above</w:t>
+      </w:r>
+    </w:p>
+    <w:p>
+      <w:pPr>
+        <w:pStyle w:val="ListParagraph"/>
+        <w:numPr>
+          <w:ilvl w:val="1"/>
+          <w:numId w:val="3"/>
+        </w:numPr>
+        <w:rPr>
+          <w:sz w:val="24"/>
+          <w:szCs w:val="24"/>
+        </w:rPr>
+      </w:pPr>
+      <w:proofErr w:type="spellStart"/>
+      <w:r>
+        <w:rPr>
+          <w:sz w:val="24"/>
+          <w:szCs w:val="24"/>
+        </w:rPr>
+        <w:t>sudo</w:t>
+      </w:r>
+      <w:proofErr w:type="spellEnd"/>
+      <w:r>
+        <w:rPr>
+          <w:sz w:val="24"/>
+          <w:szCs w:val="24"/>
+        </w:rPr>
+        <w:t xml:space="preserve"> apt-get install </w:t>
+      </w:r>
+      <w:proofErr w:type="spellStart"/>
+      <w:r>
+        <w:rPr>
+          <w:sz w:val="24"/>
+          <w:szCs w:val="24"/>
+        </w:rPr>
+        <w:t>npm</w:t>
+      </w:r>
+      <w:proofErr w:type="spellEnd"/>
+    </w:p>
+    <w:p>
+      <w:pPr>
+        <w:pStyle w:val="ListParagraph"/>
+        <w:numPr>
+          <w:ilvl w:val="1"/>
+          <w:numId w:val="3"/>
+        </w:numPr>
+        <w:rPr>
+          <w:sz w:val="24"/>
+          <w:szCs w:val="24"/>
+        </w:rPr>
+      </w:pPr>
+      <w:proofErr w:type="spellStart"/>
+      <w:r>
+        <w:rPr>
+          <w:sz w:val="24"/>
+          <w:szCs w:val="24"/>
+        </w:rPr>
+        <w:t>sudo</w:t>
+      </w:r>
+      <w:proofErr w:type="spellEnd"/>
+      <w:r>
+        <w:rPr>
+          <w:sz w:val="24"/>
+          <w:szCs w:val="24"/>
+        </w:rPr>
+        <w:t xml:space="preserve"> </w:t>
+      </w:r>
+      <w:proofErr w:type="spellStart"/>
+      <w:r>
+        <w:rPr>
+          <w:sz w:val="24"/>
+          <w:szCs w:val="24"/>
+        </w:rPr>
+        <w:t>npm</w:t>
+      </w:r>
+      <w:proofErr w:type="spellEnd"/>
+      <w:r>
+        <w:rPr>
+          <w:sz w:val="24"/>
+          <w:szCs w:val="24"/>
+        </w:rPr>
+        <w:t xml:space="preserve"> install -g yarn</w:t>
+      </w:r>
+    </w:p>
+    <w:p>
+      <w:pPr>
+        <w:pStyle w:val="ListParagraph"/>
+        <w:ind w:left="1392"/>
+        <w:rPr>
+          <w:sz w:val="24"/>
+          <w:szCs w:val="24"/>
+        </w:rPr>
+      </w:pPr>
     </w:p>
     <w:p>
       <w:pPr>
         <w:pStyle w:val="ListParagraph"/>
         <w:numPr>
           <w:ilvl w:val="0"/>
-          <w:numId w:val="1"/>
-        </w:numPr>
+          <w:numId w:val="3"/>
+        </w:numPr>
+        <w:rPr>
+          <w:b/>
+          <w:bCs/>
+          <w:sz w:val="28"/>
+          <w:szCs w:val="28"/>
+        </w:rPr>
+      </w:pPr>
+      <w:r>
+        <w:rPr>
+          <w:b/>
+          <w:bCs/>
+          <w:sz w:val="28"/>
+          <w:szCs w:val="28"/>
+        </w:rPr>
+        <w:t xml:space="preserve">   </w:t>
+      </w:r>
+      <w:r>
+        <w:rPr>
+          <w:b/>
+          <w:bCs/>
+          <w:sz w:val="28"/>
+          <w:szCs w:val="28"/>
+        </w:rPr>
+        <w:t>Install</w:t>
+      </w:r>
+      <w:r>
+        <w:rPr>
+          <w:b/>
+          <w:bCs/>
+          <w:sz w:val="28"/>
+          <w:szCs w:val="28"/>
+        </w:rPr>
+        <w:t xml:space="preserve"> Frappe Bench</w:t>
+      </w:r>
+      <w:r>
+        <w:rPr>
+          <w:b/>
+          <w:bCs/>
+          <w:sz w:val="28"/>
+          <w:szCs w:val="28"/>
+        </w:rPr>
+        <w:t>:</w:t>
+      </w:r>
+    </w:p>
+    <w:p>
+      <w:pPr>
+        <w:pStyle w:val="ListParagraph"/>
+        <w:numPr>
+          <w:ilvl w:val="1"/>
+          <w:numId w:val="3"/>
+        </w:numPr>
+        <w:rPr>
+          <w:sz w:val="24"/>
+          <w:szCs w:val="24"/>
+        </w:rPr>
       </w:pPr>
       <w:proofErr w:type="spellStart"/>
       <w:r>
+        <w:rPr>
+          <w:sz w:val="24"/>
+          <w:szCs w:val="24"/>
+        </w:rPr>
         <w:t>sudo</w:t>
       </w:r>
       <w:proofErr w:type="spellEnd"/>
       <w:r>
-        <w:t xml:space="preserve"> apt install python-is-python3 -y</w:t>
-      </w:r>
+        <w:rPr>
+          <w:sz w:val="24"/>
+          <w:szCs w:val="24"/>
+        </w:rPr>
+        <w:t xml:space="preserve"> -H pip3 install frappe-bench</w:t>
+      </w:r>
+    </w:p>
+    <w:p>
+      <w:pPr>
+        <w:pStyle w:val="ListParagraph"/>
+        <w:numPr>
+          <w:ilvl w:val="1"/>
+          <w:numId w:val="3"/>
+        </w:numPr>
+        <w:rPr>
+          <w:sz w:val="24"/>
+          <w:szCs w:val="24"/>
+        </w:rPr>
+      </w:pPr>
+      <w:r>
+        <w:rPr>
+          <w:sz w:val="24"/>
+          <w:szCs w:val="24"/>
+        </w:rPr>
+        <w:lastRenderedPageBreak/>
+        <w:t>bench --version</w:t>
+      </w:r>
+    </w:p>
+    <w:p>
+      <w:pPr>
+        <w:pStyle w:val="ListParagraph"/>
+        <w:numPr>
+          <w:ilvl w:val="1"/>
+          <w:numId w:val="3"/>
+        </w:numPr>
+        <w:rPr>
+          <w:sz w:val="24"/>
+          <w:szCs w:val="24"/>
+        </w:rPr>
+      </w:pPr>
+      <w:r>
+        <w:rPr>
+          <w:sz w:val="24"/>
+          <w:szCs w:val="24"/>
+        </w:rPr>
+        <w:t xml:space="preserve">bench </w:t>
+      </w:r>
+      <w:proofErr w:type="spellStart"/>
+      <w:r>
+        <w:rPr>
+          <w:sz w:val="24"/>
+          <w:szCs w:val="24"/>
+        </w:rPr>
+        <w:t>init</w:t>
+      </w:r>
+      <w:proofErr w:type="spellEnd"/>
+      <w:r>
+        <w:rPr>
+          <w:sz w:val="24"/>
+          <w:szCs w:val="24"/>
+        </w:rPr>
+        <w:t xml:space="preserve"> frappe-bench </w:t>
+      </w:r>
+    </w:p>
+    <w:p>
+      <w:pPr>
+        <w:pStyle w:val="ListParagraph"/>
+        <w:numPr>
+          <w:ilvl w:val="1"/>
+          <w:numId w:val="3"/>
+        </w:numPr>
+        <w:rPr>
+          <w:sz w:val="24"/>
+          <w:szCs w:val="24"/>
+        </w:rPr>
+      </w:pPr>
+      <w:r>
+        <w:rPr>
+          <w:sz w:val="24"/>
+          <w:szCs w:val="24"/>
+        </w:rPr>
+        <w:t>cd frappe-bench/</w:t>
+      </w:r>
+    </w:p>
+    <w:p>
+      <w:pPr>
+        <w:pStyle w:val="ListParagraph"/>
+        <w:numPr>
+          <w:ilvl w:val="1"/>
+          <w:numId w:val="3"/>
+        </w:numPr>
+        <w:rPr>
+          <w:sz w:val="24"/>
+          <w:szCs w:val="24"/>
+        </w:rPr>
+      </w:pPr>
+      <w:r>
+        <w:rPr>
+          <w:sz w:val="24"/>
+          <w:szCs w:val="24"/>
+        </w:rPr>
+        <w:t>bench start</w:t>
+      </w:r>
+    </w:p>
+    <w:p>
+      <w:pPr>
+        <w:pStyle w:val="ListParagraph"/>
+        <w:rPr>
+          <w:sz w:val="24"/>
+          <w:szCs w:val="24"/>
+        </w:rPr>
+      </w:pPr>
     </w:p>
     <w:p>
       <w:pPr>
         <w:pStyle w:val="ListParagraph"/>
         <w:numPr>
           <w:ilvl w:val="0"/>
-          <w:numId w:val="1"/>
-        </w:numPr>
-      </w:pPr>
-      <w:r>
-        <w:t>check the version of python for verification -&gt; python3 -v</w:t>
-      </w:r>
-    </w:p>
-    <w:p>
-      <w:pPr>
-        <w:rPr>
-          <w:b/>
-          <w:bCs/>
-          <w:sz w:val="32"/>
-          <w:szCs w:val="32"/>
-        </w:rPr>
-      </w:pPr>
-      <w:r>
-        <w:rPr>
-          <w:b/>
-          <w:bCs/>
-          <w:sz w:val="32"/>
-          <w:szCs w:val="32"/>
-        </w:rPr>
-        <w:t>Step 6 :-</w:t>
-      </w:r>
-    </w:p>
-    <w:p>
-      <w:r>
-        <w:t xml:space="preserve">The command </w:t>
-      </w:r>
-      <w:r>
-        <w:rPr>
-          <w:rStyle w:val="HTMLCode"/>
-          <w:rFonts w:eastAsiaTheme="minorHAnsi"/>
-        </w:rPr>
-        <w:t>curl -</w:t>
-      </w:r>
-      <w:proofErr w:type="spellStart"/>
-      <w:r>
-        <w:rPr>
-          <w:rStyle w:val="HTMLCode"/>
-          <w:rFonts w:eastAsiaTheme="minorHAnsi"/>
-        </w:rPr>
-        <w:t>fsSL</w:t>
-      </w:r>
-      <w:proofErr w:type="spellEnd"/>
-      <w:r>
-        <w:rPr>
-          <w:rStyle w:val="HTMLCode"/>
-          <w:rFonts w:eastAsiaTheme="minorHAnsi"/>
-        </w:rPr>
-        <w:t xml:space="preserve"> https://deb.nodesource.com/setup_20.x | </w:t>
-      </w:r>
-      <w:proofErr w:type="spellStart"/>
-      <w:r>
-        <w:rPr>
-          <w:rStyle w:val="HTMLCode"/>
-          <w:rFonts w:eastAsiaTheme="minorHAnsi"/>
-        </w:rPr>
-        <w:t>sudo</w:t>
-      </w:r>
-      <w:proofErr w:type="spellEnd"/>
-      <w:r>
-        <w:rPr>
-          <w:rStyle w:val="HTMLCode"/>
-          <w:rFonts w:eastAsiaTheme="minorHAnsi"/>
-        </w:rPr>
-        <w:t xml:space="preserve"> bash -</w:t>
-      </w:r>
-      <w:r>
-        <w:t xml:space="preserve"> is used to download and execute a script provided by </w:t>
-      </w:r>
-      <w:proofErr w:type="spellStart"/>
-      <w:r>
-        <w:t>NodeSource</w:t>
-      </w:r>
-      <w:proofErr w:type="spellEnd"/>
-      <w:r>
-        <w:t>. This script automates the process of setting up the Node.js 20.x repository on your system, making it easy to install and manage Node.js versions through your package manager. Here is a breakdown of the command:</w:t>
-      </w:r>
-    </w:p>
-    <w:p>
-      <w:r>
-        <w:t>Run this command : “</w:t>
-      </w:r>
-      <w:r>
-        <w:t xml:space="preserve">curl -fsSL https://deb.nodesource.com/setup_20.x | </w:t>
-      </w:r>
-      <w:proofErr w:type="spellStart"/>
-      <w:r>
-        <w:t>sudo</w:t>
-      </w:r>
-      <w:proofErr w:type="spellEnd"/>
-      <w:r>
-        <w:t xml:space="preserve"> bash -</w:t>
-      </w:r>
-      <w:r>
-        <w:t>“.</w:t>
-      </w:r>
-    </w:p>
-    <w:p/>
-    <w:p>
-      <w:r>
-        <w:lastRenderedPageBreak/>
-        <w:t xml:space="preserve">Step 7 :- install Node.js in system </w:t>
-      </w:r>
-    </w:p>
-    <w:p>
-      <w:pPr>
-        <w:pStyle w:val="ListParagraph"/>
-        <w:numPr>
-          <w:ilvl w:val="0"/>
-          <w:numId w:val="2"/>
-        </w:numPr>
-      </w:pPr>
-      <w:r>
-        <w:t xml:space="preserve"> </w:t>
-      </w:r>
-      <w:proofErr w:type="spellStart"/>
-      <w:r>
-        <w:t>sudo</w:t>
-      </w:r>
-      <w:proofErr w:type="spellEnd"/>
-      <w:r>
-        <w:t xml:space="preserve"> apt-get install -y </w:t>
-      </w:r>
-      <w:proofErr w:type="spellStart"/>
-      <w:r>
-        <w:t>nodejs</w:t>
-      </w:r>
-      <w:proofErr w:type="spellEnd"/>
-    </w:p>
-    <w:p>
-      <w:pPr>
-        <w:pStyle w:val="ListParagraph"/>
-        <w:numPr>
-          <w:ilvl w:val="0"/>
-          <w:numId w:val="2"/>
-        </w:numPr>
-      </w:pPr>
-      <w:r>
-        <w:t>node –version</w:t>
-      </w:r>
-    </w:p>
-    <w:p>
-      <w:pPr>
-        <w:pStyle w:val="ListParagraph"/>
-        <w:numPr>
-          <w:ilvl w:val="0"/>
-          <w:numId w:val="2"/>
-        </w:numPr>
-      </w:pPr>
-      <w:r>
-        <w:t xml:space="preserve">apt-get install </w:t>
-      </w:r>
-      <w:proofErr w:type="spellStart"/>
-      <w:r>
-        <w:t>nodejs</w:t>
-      </w:r>
-      <w:proofErr w:type="spellEnd"/>
-      <w:r>
-        <w:t xml:space="preserve"> </w:t>
-      </w:r>
-      <w:proofErr w:type="spellStart"/>
-      <w:r>
-        <w:t>redis</w:t>
-      </w:r>
-      <w:proofErr w:type="spellEnd"/>
-      <w:r>
-        <w:t>-server -y</w:t>
-      </w:r>
-    </w:p>
-    <w:p>
-      <w:pPr>
-        <w:pStyle w:val="ListParagraph"/>
-        <w:numPr>
-          <w:ilvl w:val="0"/>
-          <w:numId w:val="2"/>
-        </w:numPr>
-      </w:pPr>
-      <w:proofErr w:type="spellStart"/>
-      <w:r>
-        <w:t>sudo</w:t>
-      </w:r>
-      <w:proofErr w:type="spellEnd"/>
-      <w:r>
-        <w:t xml:space="preserve"> apt-get install </w:t>
-      </w:r>
-      <w:proofErr w:type="spellStart"/>
-      <w:r>
-        <w:t>nodejs</w:t>
-      </w:r>
-      <w:proofErr w:type="spellEnd"/>
-      <w:r>
-        <w:t xml:space="preserve"> </w:t>
-      </w:r>
-      <w:proofErr w:type="spellStart"/>
-      <w:r>
-        <w:t>redis</w:t>
-      </w:r>
-      <w:proofErr w:type="spellEnd"/>
-      <w:r>
-        <w:t>-server -y</w:t>
-      </w:r>
-    </w:p>
-    <w:p>
-      <w:r>
-        <w:t>step 8: -  “</w:t>
-      </w:r>
-      <w:proofErr w:type="spellStart"/>
-      <w:r>
-        <w:t>sudo</w:t>
-      </w:r>
-      <w:proofErr w:type="spellEnd"/>
-      <w:r>
-        <w:t xml:space="preserve"> apt-get install </w:t>
-      </w:r>
-      <w:proofErr w:type="spellStart"/>
-      <w:r>
-        <w:t>cron</w:t>
-      </w:r>
-      <w:proofErr w:type="spellEnd"/>
-      <w:r>
-        <w:t xml:space="preserve"> git -y</w:t>
-      </w:r>
-      <w:r>
-        <w:t xml:space="preserve">” </w:t>
-      </w:r>
-      <w:r>
-        <w:t xml:space="preserve">The command </w:t>
-      </w:r>
-      <w:proofErr w:type="spellStart"/>
-      <w:r>
-        <w:rPr>
-          <w:rStyle w:val="HTMLCode"/>
-          <w:rFonts w:eastAsiaTheme="minorHAnsi"/>
-        </w:rPr>
-        <w:t>sudo</w:t>
-      </w:r>
-      <w:proofErr w:type="spellEnd"/>
-      <w:r>
-        <w:rPr>
-          <w:rStyle w:val="HTMLCode"/>
-          <w:rFonts w:eastAsiaTheme="minorHAnsi"/>
-        </w:rPr>
-        <w:t xml:space="preserve"> apt-get install </w:t>
-      </w:r>
-      <w:proofErr w:type="spellStart"/>
-      <w:r>
-        <w:rPr>
-          <w:rStyle w:val="HTMLCode"/>
-          <w:rFonts w:eastAsiaTheme="minorHAnsi"/>
-        </w:rPr>
-        <w:t>cron</w:t>
-      </w:r>
-      <w:proofErr w:type="spellEnd"/>
-      <w:r>
-        <w:rPr>
-          <w:rStyle w:val="HTMLCode"/>
-          <w:rFonts w:eastAsiaTheme="minorHAnsi"/>
-        </w:rPr>
-        <w:t xml:space="preserve"> git -y</w:t>
-      </w:r>
-      <w:r>
-        <w:t xml:space="preserve"> is used to install the </w:t>
-      </w:r>
-      <w:proofErr w:type="spellStart"/>
-      <w:r>
-        <w:rPr>
-          <w:rStyle w:val="HTMLCode"/>
-          <w:rFonts w:eastAsiaTheme="minorHAnsi"/>
-        </w:rPr>
-        <w:t>cron</w:t>
-      </w:r>
-      <w:proofErr w:type="spellEnd"/>
-      <w:r>
-        <w:t xml:space="preserve"> and </w:t>
-      </w:r>
-      <w:proofErr w:type="spellStart"/>
-      <w:r>
-        <w:rPr>
-          <w:rStyle w:val="HTMLCode"/>
-          <w:rFonts w:eastAsiaTheme="minorHAnsi"/>
-        </w:rPr>
-        <w:t>git</w:t>
-      </w:r>
-      <w:proofErr w:type="spellEnd"/>
-      <w:r>
-        <w:t xml:space="preserve"> packages on a Debian-based Linux system, such as Ubuntu. Here's a detailed breakdown of each component of this command:</w:t>
-      </w:r>
-    </w:p>
-    <w:p/>
-    <w:p>
-      <w:r>
-        <w:t xml:space="preserve">step 9 : - Install Yarn </w:t>
-      </w:r>
-    </w:p>
-    <w:p>
-      <w:pPr>
-        <w:pStyle w:val="ListParagraph"/>
-        <w:numPr>
-          <w:ilvl w:val="0"/>
-          <w:numId w:val="2"/>
-        </w:numPr>
-      </w:pPr>
-      <w:proofErr w:type="spellStart"/>
-      <w:r>
-        <w:t>sudo</w:t>
-      </w:r>
-      <w:proofErr w:type="spellEnd"/>
-      <w:r>
-        <w:t xml:space="preserve"> apt-get install yarn -y</w:t>
-      </w:r>
-    </w:p>
-    <w:p>
-      <w:r>
-        <w:t>step 10 : - Install MariaDB</w:t>
-      </w:r>
-    </w:p>
-    <w:p>
-      <w:pPr>
-        <w:pStyle w:val="ListParagraph"/>
-        <w:numPr>
-          <w:ilvl w:val="0"/>
-          <w:numId w:val="2"/>
-        </w:numPr>
-      </w:pPr>
-      <w:r>
-        <w:t xml:space="preserve">apt-get install </w:t>
-      </w:r>
-      <w:proofErr w:type="spellStart"/>
-      <w:r>
-        <w:t>mariadb</w:t>
-      </w:r>
-      <w:proofErr w:type="spellEnd"/>
-      <w:r>
-        <w:t xml:space="preserve">-server </w:t>
-      </w:r>
-      <w:proofErr w:type="spellStart"/>
-      <w:r>
-        <w:t>mariadb</w:t>
-      </w:r>
-      <w:proofErr w:type="spellEnd"/>
-      <w:r>
-        <w:t>-client -y</w:t>
-      </w:r>
-    </w:p>
-    <w:p>
-      <w:pPr>
-        <w:pStyle w:val="ListParagraph"/>
-        <w:numPr>
-          <w:ilvl w:val="0"/>
-          <w:numId w:val="2"/>
-        </w:numPr>
-      </w:pPr>
-      <w:proofErr w:type="spellStart"/>
-      <w:r>
-        <w:t>sudo</w:t>
-      </w:r>
-      <w:proofErr w:type="spellEnd"/>
-      <w:r>
-        <w:t xml:space="preserve"> apt-get install </w:t>
-      </w:r>
-      <w:proofErr w:type="spellStart"/>
-      <w:r>
-        <w:t>mariadb</w:t>
-      </w:r>
-      <w:proofErr w:type="spellEnd"/>
-      <w:r>
-        <w:t xml:space="preserve">-server </w:t>
-      </w:r>
-      <w:proofErr w:type="spellStart"/>
-      <w:r>
-        <w:t>mariadb</w:t>
-      </w:r>
-      <w:proofErr w:type="spellEnd"/>
-      <w:r>
-        <w:t>-client -y</w:t>
-      </w:r>
-    </w:p>
-    <w:p>
-      <w:pPr>
-        <w:pStyle w:val="ListParagraph"/>
-        <w:numPr>
-          <w:ilvl w:val="0"/>
-          <w:numId w:val="2"/>
-        </w:numPr>
-      </w:pPr>
-      <w:r>
-        <w:t>ls</w:t>
-      </w:r>
-    </w:p>
-    <w:p>
-      <w:pPr>
-        <w:pStyle w:val="ListParagraph"/>
-        <w:numPr>
-          <w:ilvl w:val="0"/>
-          <w:numId w:val="2"/>
-        </w:numPr>
-      </w:pPr>
-      <w:proofErr w:type="spellStart"/>
-      <w:r>
-        <w:t>sudo</w:t>
-      </w:r>
-      <w:proofErr w:type="spellEnd"/>
-      <w:r>
-        <w:t xml:space="preserve"> </w:t>
-      </w:r>
-      <w:proofErr w:type="spellStart"/>
-      <w:r>
-        <w:t>su</w:t>
-      </w:r>
-      <w:proofErr w:type="spellEnd"/>
-    </w:p>
-    <w:p>
-      <w:r>
-        <w:t xml:space="preserve">step 11 :-  </w:t>
-      </w:r>
-      <w:proofErr w:type="spellStart"/>
-      <w:r>
-        <w:t>mysql</w:t>
-      </w:r>
-      <w:proofErr w:type="spellEnd"/>
-      <w:r>
-        <w:t xml:space="preserve"> installation</w:t>
-      </w:r>
-    </w:p>
-    <w:p>
-      <w:pPr>
-        <w:pStyle w:val="ListParagraph"/>
-        <w:numPr>
-          <w:ilvl w:val="0"/>
-          <w:numId w:val="2"/>
-        </w:numPr>
-      </w:pPr>
-      <w:proofErr w:type="spellStart"/>
-      <w:r>
-        <w:t>mysql_secure_installation</w:t>
-      </w:r>
-      <w:proofErr w:type="spellEnd"/>
-    </w:p>
-    <w:p>
-      <w:pPr>
-        <w:pStyle w:val="ListParagraph"/>
-        <w:numPr>
-          <w:ilvl w:val="0"/>
-          <w:numId w:val="2"/>
-        </w:numPr>
-      </w:pPr>
-      <w:proofErr w:type="spellStart"/>
-      <w:r>
-        <w:t>sudo</w:t>
-      </w:r>
-      <w:proofErr w:type="spellEnd"/>
-      <w:r>
-        <w:t xml:space="preserve"> -</w:t>
-      </w:r>
-      <w:proofErr w:type="spellStart"/>
-      <w:r>
-        <w:t>i</w:t>
-      </w:r>
-      <w:proofErr w:type="spellEnd"/>
-    </w:p>
-    <w:p>
-      <w:pPr>
-        <w:pStyle w:val="ListParagraph"/>
-        <w:numPr>
-          <w:ilvl w:val="0"/>
-          <w:numId w:val="2"/>
-        </w:numPr>
-      </w:pPr>
-      <w:proofErr w:type="spellStart"/>
-      <w:r>
-        <w:t>sudo</w:t>
-      </w:r>
-      <w:proofErr w:type="spellEnd"/>
-      <w:r>
-        <w:t xml:space="preserve"> </w:t>
-      </w:r>
-      <w:proofErr w:type="spellStart"/>
-      <w:r>
-        <w:t>mysql</w:t>
-      </w:r>
-      <w:proofErr w:type="spellEnd"/>
-      <w:r>
-        <w:t xml:space="preserve"> -u root -p</w:t>
-      </w:r>
-    </w:p>
-    <w:p>
-      <w:pPr>
-        <w:rPr>
-          <w:b/>
-          <w:bCs/>
-          <w:sz w:val="32"/>
-          <w:szCs w:val="32"/>
-        </w:rPr>
-      </w:pPr>
-    </w:p>
-    <w:p>
-      <w:pPr>
-        <w:rPr>
-          <w:b/>
-          <w:bCs/>
-          <w:sz w:val="32"/>
-          <w:szCs w:val="32"/>
+          <w:numId w:val="3"/>
+        </w:numPr>
+        <w:rPr>
+          <w:b/>
+          <w:bCs/>
+          <w:sz w:val="28"/>
+          <w:szCs w:val="28"/>
+        </w:rPr>
+      </w:pPr>
+      <w:r>
+        <w:rPr>
+          <w:b/>
+          <w:bCs/>
+          <w:sz w:val="28"/>
+          <w:szCs w:val="28"/>
+        </w:rPr>
+        <w:t xml:space="preserve">   </w:t>
+      </w:r>
+      <w:r>
+        <w:rPr>
+          <w:b/>
+          <w:bCs/>
+          <w:sz w:val="28"/>
+          <w:szCs w:val="28"/>
+        </w:rPr>
+        <w:t>Site creation</w:t>
+      </w:r>
+      <w:r>
+        <w:rPr>
+          <w:b/>
+          <w:bCs/>
+          <w:sz w:val="28"/>
+          <w:szCs w:val="28"/>
+        </w:rPr>
+        <w:t>:</w:t>
+      </w:r>
+    </w:p>
+    <w:p>
+      <w:pPr>
+        <w:pStyle w:val="ListParagraph"/>
+        <w:numPr>
+          <w:ilvl w:val="1"/>
+          <w:numId w:val="3"/>
+        </w:numPr>
+        <w:rPr>
+          <w:sz w:val="24"/>
+          <w:szCs w:val="24"/>
+        </w:rPr>
+      </w:pPr>
+      <w:r>
+        <w:rPr>
+          <w:sz w:val="24"/>
+          <w:szCs w:val="24"/>
+        </w:rPr>
+        <w:t>bench new-site iffs.smartaccess.in</w:t>
+      </w:r>
+    </w:p>
+    <w:p>
+      <w:pPr>
+        <w:pStyle w:val="ListParagraph"/>
+        <w:numPr>
+          <w:ilvl w:val="1"/>
+          <w:numId w:val="3"/>
+        </w:numPr>
+        <w:rPr>
+          <w:sz w:val="24"/>
+          <w:szCs w:val="24"/>
+        </w:rPr>
+      </w:pPr>
+      <w:r>
+        <w:rPr>
+          <w:sz w:val="24"/>
+          <w:szCs w:val="24"/>
+        </w:rPr>
+        <w:t>bench --site iffs.smartaccess.in add-to-hosts</w:t>
+      </w:r>
+    </w:p>
+    <w:p>
+      <w:pPr>
+        <w:pStyle w:val="ListParagraph"/>
+        <w:numPr>
+          <w:ilvl w:val="1"/>
+          <w:numId w:val="3"/>
+        </w:numPr>
+        <w:rPr>
+          <w:sz w:val="24"/>
+          <w:szCs w:val="24"/>
+        </w:rPr>
+      </w:pPr>
+      <w:r>
+        <w:rPr>
+          <w:sz w:val="24"/>
+          <w:szCs w:val="24"/>
+        </w:rPr>
+        <w:t>bench --site iffs.smartaccess.in migrate</w:t>
+      </w:r>
+    </w:p>
+    <w:p>
+      <w:pPr>
+        <w:pStyle w:val="ListParagraph"/>
+        <w:rPr>
+          <w:b/>
+          <w:bCs/>
+          <w:sz w:val="28"/>
+          <w:szCs w:val="28"/>
+        </w:rPr>
+      </w:pPr>
+    </w:p>
+    <w:p>
+      <w:pPr>
+        <w:rPr>
+          <w:sz w:val="24"/>
+          <w:szCs w:val="24"/>
+        </w:rPr>
+      </w:pPr>
+    </w:p>
+    <w:p>
+      <w:pPr>
+        <w:rPr>
+          <w:sz w:val="24"/>
+          <w:szCs w:val="24"/>
+        </w:rPr>
+      </w:pPr>
+    </w:p>
+    <w:p>
+      <w:pPr>
+        <w:rPr>
+          <w:sz w:val="24"/>
+          <w:szCs w:val="24"/>
+        </w:rPr>
+      </w:pPr>
+    </w:p>
+    <w:p>
+      <w:pPr>
+        <w:rPr>
+          <w:sz w:val="24"/>
+          <w:szCs w:val="24"/>
+        </w:rPr>
+      </w:pPr>
+    </w:p>
+    <w:p>
+      <w:pPr>
+        <w:rPr>
+          <w:sz w:val="24"/>
+          <w:szCs w:val="24"/>
+        </w:rPr>
+      </w:pPr>
+    </w:p>
+    <w:p>
+      <w:pPr>
+        <w:rPr>
+          <w:sz w:val="24"/>
+          <w:szCs w:val="24"/>
+        </w:rPr>
+      </w:pPr>
+    </w:p>
+    <w:p>
+      <w:pPr>
+        <w:rPr>
+          <w:sz w:val="24"/>
+          <w:szCs w:val="24"/>
+        </w:rPr>
+      </w:pPr>
+    </w:p>
+    <w:p>
+      <w:pPr>
+        <w:rPr>
+          <w:sz w:val="24"/>
+          <w:szCs w:val="24"/>
+        </w:rPr>
+      </w:pPr>
+    </w:p>
+    <w:p>
+      <w:pPr>
+        <w:rPr>
+          <w:sz w:val="24"/>
+          <w:szCs w:val="24"/>
+        </w:rPr>
+      </w:pPr>
+    </w:p>
+    <w:p>
+      <w:pPr>
+        <w:rPr>
+          <w:sz w:val="24"/>
+          <w:szCs w:val="24"/>
+        </w:rPr>
+      </w:pPr>
+    </w:p>
+    <w:p>
+      <w:pPr>
+        <w:rPr>
+          <w:sz w:val="24"/>
+          <w:szCs w:val="24"/>
+        </w:rPr>
+      </w:pPr>
+    </w:p>
+    <w:p>
+      <w:pPr>
+        <w:rPr>
+          <w:sz w:val="24"/>
+          <w:szCs w:val="24"/>
+        </w:rPr>
+      </w:pPr>
+    </w:p>
+    <w:p>
+      <w:pPr>
+        <w:rPr>
+          <w:sz w:val="24"/>
+          <w:szCs w:val="24"/>
+        </w:rPr>
+      </w:pPr>
+    </w:p>
+    <w:p>
+      <w:pPr>
+        <w:rPr>
+          <w:sz w:val="24"/>
+          <w:szCs w:val="24"/>
+        </w:rPr>
+      </w:pPr>
+    </w:p>
+    <w:p>
+      <w:pPr>
+        <w:rPr>
+          <w:sz w:val="24"/>
+          <w:szCs w:val="24"/>
+        </w:rPr>
+      </w:pPr>
+    </w:p>
+    <w:p>
+      <w:pPr>
+        <w:rPr>
+          <w:sz w:val="24"/>
+          <w:szCs w:val="24"/>
+        </w:rPr>
+      </w:pPr>
+    </w:p>
+    <w:p>
+      <w:pPr>
+        <w:rPr>
+          <w:sz w:val="24"/>
+          <w:szCs w:val="24"/>
+        </w:rPr>
+      </w:pPr>
+    </w:p>
+    <w:p>
+      <w:pPr>
+        <w:rPr>
+          <w:sz w:val="24"/>
+          <w:szCs w:val="24"/>
+        </w:rPr>
+      </w:pPr>
+    </w:p>
+    <w:p>
+      <w:pPr>
+        <w:rPr>
+          <w:sz w:val="24"/>
+          <w:szCs w:val="24"/>
+        </w:rPr>
+      </w:pPr>
+    </w:p>
+    <w:p>
+      <w:pPr>
+        <w:rPr>
+          <w:sz w:val="24"/>
+          <w:szCs w:val="24"/>
+        </w:rPr>
+      </w:pPr>
+    </w:p>
+    <w:p>
+      <w:pPr>
+        <w:rPr>
+          <w:sz w:val="24"/>
+          <w:szCs w:val="24"/>
+        </w:rPr>
+      </w:pPr>
+    </w:p>
+    <w:p>
+      <w:pPr>
+        <w:rPr>
+          <w:sz w:val="24"/>
+          <w:szCs w:val="24"/>
+        </w:rPr>
+      </w:pPr>
+    </w:p>
+    <w:p>
+      <w:pPr>
+        <w:rPr>
+          <w:sz w:val="24"/>
+          <w:szCs w:val="24"/>
+        </w:rPr>
+      </w:pPr>
+    </w:p>
+    <w:p>
+      <w:pPr>
+        <w:rPr>
+          <w:sz w:val="24"/>
+          <w:szCs w:val="24"/>
+        </w:rPr>
+      </w:pPr>
+    </w:p>
+    <w:p>
+      <w:pPr>
+        <w:rPr>
+          <w:sz w:val="24"/>
+          <w:szCs w:val="24"/>
+        </w:rPr>
+      </w:pPr>
+    </w:p>
+    <w:p>
+      <w:pPr>
+        <w:rPr>
+          <w:sz w:val="24"/>
+          <w:szCs w:val="24"/>
+        </w:rPr>
+      </w:pPr>
+    </w:p>
+    <w:p>
+      <w:pPr>
+        <w:rPr>
+          <w:sz w:val="24"/>
+          <w:szCs w:val="24"/>
+        </w:rPr>
+      </w:pPr>
+    </w:p>
+    <w:p>
+      <w:pPr>
+        <w:rPr>
+          <w:sz w:val="24"/>
+          <w:szCs w:val="24"/>
+        </w:rPr>
+      </w:pPr>
+    </w:p>
+    <w:p>
+      <w:pPr>
+        <w:rPr>
+          <w:sz w:val="24"/>
+          <w:szCs w:val="24"/>
+        </w:rPr>
+      </w:pPr>
+    </w:p>
+    <w:p>
+      <w:pPr>
+        <w:rPr>
+          <w:sz w:val="24"/>
+          <w:szCs w:val="24"/>
+        </w:rPr>
+      </w:pPr>
+    </w:p>
+    <w:p>
+      <w:pPr>
+        <w:rPr>
+          <w:sz w:val="24"/>
+          <w:szCs w:val="24"/>
+        </w:rPr>
+      </w:pPr>
+    </w:p>
+    <w:p>
+      <w:pPr>
+        <w:rPr>
+          <w:sz w:val="24"/>
+          <w:szCs w:val="24"/>
+        </w:rPr>
+      </w:pPr>
+    </w:p>
+    <w:p>
+      <w:pPr>
+        <w:rPr>
+          <w:sz w:val="24"/>
+          <w:szCs w:val="24"/>
+        </w:rPr>
+      </w:pPr>
+    </w:p>
+    <w:p>
+      <w:pPr>
+        <w:rPr>
+          <w:sz w:val="24"/>
+          <w:szCs w:val="24"/>
+        </w:rPr>
+      </w:pPr>
+    </w:p>
+    <w:p>
+      <w:pPr>
+        <w:rPr>
+          <w:sz w:val="24"/>
+          <w:szCs w:val="24"/>
+        </w:rPr>
+      </w:pPr>
+    </w:p>
+    <w:p>
+      <w:pPr>
+        <w:rPr>
+          <w:sz w:val="24"/>
+          <w:szCs w:val="24"/>
+        </w:rPr>
+      </w:pPr>
+    </w:p>
+    <w:p>
+      <w:pPr>
+        <w:rPr>
+          <w:sz w:val="24"/>
+          <w:szCs w:val="24"/>
+        </w:rPr>
+      </w:pPr>
+    </w:p>
+    <w:p>
+      <w:pPr>
+        <w:rPr>
+          <w:sz w:val="24"/>
+          <w:szCs w:val="24"/>
+        </w:rPr>
+      </w:pPr>
+    </w:p>
+    <w:p>
+      <w:pPr>
+        <w:rPr>
+          <w:sz w:val="24"/>
+          <w:szCs w:val="24"/>
+        </w:rPr>
+      </w:pPr>
+    </w:p>
+    <w:p>
+      <w:pPr>
+        <w:rPr>
+          <w:sz w:val="24"/>
+          <w:szCs w:val="24"/>
+        </w:rPr>
+      </w:pPr>
+    </w:p>
+    <w:p>
+      <w:pPr>
+        <w:rPr>
+          <w:sz w:val="24"/>
+          <w:szCs w:val="24"/>
+        </w:rPr>
+      </w:pPr>
+    </w:p>
+    <w:p>
+      <w:pPr>
+        <w:rPr>
+          <w:sz w:val="24"/>
+          <w:szCs w:val="24"/>
+        </w:rPr>
+      </w:pPr>
+    </w:p>
+    <w:p>
+      <w:pPr>
+        <w:rPr>
+          <w:sz w:val="24"/>
+          <w:szCs w:val="24"/>
+        </w:rPr>
+      </w:pPr>
+    </w:p>
+    <w:p>
+      <w:pPr>
+        <w:rPr>
+          <w:sz w:val="24"/>
+          <w:szCs w:val="24"/>
+        </w:rPr>
+      </w:pPr>
+    </w:p>
+    <w:p>
+      <w:pPr>
+        <w:rPr>
+          <w:sz w:val="24"/>
+          <w:szCs w:val="24"/>
+        </w:rPr>
+      </w:pPr>
+    </w:p>
+    <w:p>
+      <w:pPr>
+        <w:rPr>
+          <w:sz w:val="24"/>
+          <w:szCs w:val="24"/>
+        </w:rPr>
+      </w:pPr>
+    </w:p>
+    <w:p>
+      <w:pPr>
+        <w:rPr>
+          <w:sz w:val="24"/>
+          <w:szCs w:val="24"/>
+        </w:rPr>
+      </w:pPr>
+    </w:p>
+    <w:p>
+      <w:pPr>
+        <w:rPr>
+          <w:sz w:val="24"/>
+          <w:szCs w:val="24"/>
+        </w:rPr>
+      </w:pPr>
+    </w:p>
+    <w:p>
+      <w:pPr>
+        <w:rPr>
+          <w:sz w:val="24"/>
+          <w:szCs w:val="24"/>
+        </w:rPr>
+      </w:pPr>
+    </w:p>
+    <w:p>
+      <w:pPr>
+        <w:rPr>
+          <w:sz w:val="24"/>
+          <w:szCs w:val="24"/>
+        </w:rPr>
+      </w:pPr>
+    </w:p>
+    <w:p>
+      <w:pPr>
+        <w:rPr>
+          <w:sz w:val="24"/>
+          <w:szCs w:val="24"/>
+        </w:rPr>
+      </w:pPr>
+    </w:p>
+    <w:p>
+      <w:pPr>
+        <w:rPr>
+          <w:sz w:val="24"/>
+          <w:szCs w:val="24"/>
+        </w:rPr>
+      </w:pPr>
+    </w:p>
+    <w:p>
+      <w:pPr>
+        <w:rPr>
+          <w:sz w:val="24"/>
+          <w:szCs w:val="24"/>
+        </w:rPr>
+      </w:pPr>
+    </w:p>
+    <w:p>
+      <w:pPr>
+        <w:rPr>
+          <w:sz w:val="24"/>
+          <w:szCs w:val="24"/>
+        </w:rPr>
+      </w:pPr>
+    </w:p>
+    <w:p>
+      <w:pPr>
+        <w:rPr>
+          <w:sz w:val="24"/>
+          <w:szCs w:val="24"/>
+        </w:rPr>
+      </w:pPr>
+    </w:p>
+    <w:p>
+      <w:pPr>
+        <w:rPr>
+          <w:sz w:val="24"/>
+          <w:szCs w:val="24"/>
+        </w:rPr>
+      </w:pPr>
+    </w:p>
+    <w:p>
+      <w:pPr>
+        <w:rPr>
+          <w:sz w:val="24"/>
+          <w:szCs w:val="24"/>
+        </w:rPr>
+      </w:pPr>
+    </w:p>
+    <w:p>
+      <w:pPr>
+        <w:rPr>
+          <w:sz w:val="24"/>
+          <w:szCs w:val="24"/>
+        </w:rPr>
+      </w:pPr>
+    </w:p>
+    <w:p>
+      <w:pPr>
+        <w:rPr>
+          <w:sz w:val="24"/>
+          <w:szCs w:val="24"/>
+        </w:rPr>
+      </w:pPr>
+    </w:p>
+    <w:p>
+      <w:pPr>
+        <w:rPr>
+          <w:sz w:val="24"/>
+          <w:szCs w:val="24"/>
+        </w:rPr>
+      </w:pPr>
+    </w:p>
+    <w:p>
+      <w:pPr>
+        <w:rPr>
+          <w:sz w:val="24"/>
+          <w:szCs w:val="24"/>
+        </w:rPr>
+      </w:pPr>
+    </w:p>
+    <w:p>
+      <w:pPr>
+        <w:rPr>
+          <w:sz w:val="24"/>
+          <w:szCs w:val="24"/>
+        </w:rPr>
+      </w:pPr>
+    </w:p>
+    <w:p>
+      <w:pPr>
+        <w:rPr>
+          <w:sz w:val="24"/>
+          <w:szCs w:val="24"/>
+        </w:rPr>
+      </w:pPr>
+    </w:p>
+    <w:p>
+      <w:pPr>
+        <w:rPr>
+          <w:sz w:val="24"/>
+          <w:szCs w:val="24"/>
+        </w:rPr>
+      </w:pPr>
+    </w:p>
+    <w:p>
+      <w:pPr>
+        <w:rPr>
+          <w:sz w:val="24"/>
+          <w:szCs w:val="24"/>
+        </w:rPr>
+      </w:pPr>
+    </w:p>
+    <w:p>
+      <w:pPr>
+        <w:rPr>
+          <w:sz w:val="24"/>
+          <w:szCs w:val="24"/>
+        </w:rPr>
+      </w:pPr>
+    </w:p>
+    <w:p>
+      <w:pPr>
+        <w:rPr>
+          <w:sz w:val="24"/>
+          <w:szCs w:val="24"/>
+        </w:rPr>
+      </w:pPr>
+    </w:p>
+    <w:p>
+      <w:pPr>
+        <w:rPr>
+          <w:sz w:val="24"/>
+          <w:szCs w:val="24"/>
+        </w:rPr>
+      </w:pPr>
+    </w:p>
+    <w:p>
+      <w:pPr>
+        <w:rPr>
+          <w:sz w:val="24"/>
+          <w:szCs w:val="24"/>
+        </w:rPr>
+      </w:pPr>
+    </w:p>
+    <w:p>
+      <w:pPr>
+        <w:rPr>
+          <w:sz w:val="24"/>
+          <w:szCs w:val="24"/>
+        </w:rPr>
+      </w:pPr>
+    </w:p>
+    <w:p>
+      <w:pPr>
+        <w:rPr>
+          <w:sz w:val="24"/>
+          <w:szCs w:val="24"/>
+        </w:rPr>
+      </w:pPr>
+    </w:p>
+    <w:p>
+      <w:pPr>
+        <w:rPr>
+          <w:sz w:val="24"/>
+          <w:szCs w:val="24"/>
+        </w:rPr>
+      </w:pPr>
+    </w:p>
+    <w:p>
+      <w:pPr>
+        <w:rPr>
+          <w:sz w:val="24"/>
+          <w:szCs w:val="24"/>
+        </w:rPr>
+      </w:pPr>
+    </w:p>
+    <w:p>
+      <w:pPr>
+        <w:rPr>
+          <w:sz w:val="24"/>
+          <w:szCs w:val="24"/>
+        </w:rPr>
+      </w:pPr>
+    </w:p>
+    <w:p>
+      <w:pPr>
+        <w:rPr>
+          <w:sz w:val="24"/>
+          <w:szCs w:val="24"/>
+        </w:rPr>
+      </w:pPr>
+    </w:p>
+    <w:p>
+      <w:pPr>
+        <w:rPr>
+          <w:sz w:val="24"/>
+          <w:szCs w:val="24"/>
+        </w:rPr>
+      </w:pPr>
+    </w:p>
+    <w:p>
+      <w:pPr>
+        <w:rPr>
+          <w:sz w:val="24"/>
+          <w:szCs w:val="24"/>
+        </w:rPr>
+      </w:pPr>
+    </w:p>
+    <w:p>
+      <w:pPr>
+        <w:rPr>
+          <w:sz w:val="24"/>
+          <w:szCs w:val="24"/>
+        </w:rPr>
+      </w:pPr>
+    </w:p>
+    <w:p>
+      <w:pPr>
+        <w:rPr>
+          <w:sz w:val="24"/>
+          <w:szCs w:val="24"/>
+        </w:rPr>
+      </w:pPr>
+    </w:p>
+    <w:p>
+      <w:pPr>
+        <w:rPr>
+          <w:sz w:val="24"/>
+          <w:szCs w:val="24"/>
+        </w:rPr>
+      </w:pPr>
+    </w:p>
+    <w:p>
+      <w:pPr>
+        <w:rPr>
+          <w:sz w:val="24"/>
+          <w:szCs w:val="24"/>
+        </w:rPr>
+      </w:pPr>
+    </w:p>
+    <w:p>
+      <w:pPr>
+        <w:rPr>
+          <w:sz w:val="24"/>
+          <w:szCs w:val="24"/>
+        </w:rPr>
+      </w:pPr>
+    </w:p>
+    <w:p>
+      <w:pPr>
+        <w:rPr>
+          <w:sz w:val="24"/>
+          <w:szCs w:val="24"/>
+        </w:rPr>
+      </w:pPr>
+    </w:p>
+    <w:p>
+      <w:pPr>
+        <w:rPr>
+          <w:sz w:val="24"/>
+          <w:szCs w:val="24"/>
+        </w:rPr>
+      </w:pPr>
+    </w:p>
+    <w:p>
+      <w:pPr>
+        <w:rPr>
+          <w:sz w:val="24"/>
+          <w:szCs w:val="24"/>
+        </w:rPr>
+      </w:pPr>
+    </w:p>
+    <w:p>
+      <w:pPr>
+        <w:rPr>
+          <w:sz w:val="24"/>
+          <w:szCs w:val="24"/>
+        </w:rPr>
+      </w:pPr>
+    </w:p>
+    <w:p>
+      <w:pPr>
+        <w:rPr>
+          <w:sz w:val="24"/>
+          <w:szCs w:val="24"/>
         </w:rPr>
       </w:pPr>
     </w:p>
@@ -943,8 +3106,121 @@
 </file>
 
 <file path=word/numbering.xml><?xml version="1.0" encoding="utf-8"?>
-<w:numbering xmlns:wpc="http://schemas.microsoft.com/office/word/2010/wordprocessingCanvas" xmlns:cx="http://schemas.microsoft.com/office/drawing/2014/chartex" xmlns:cx1="http://schemas.microsoft.com/office/drawing/2015/9/8/chartex" xmlns:cx2="http://schemas.microsoft.com/office/drawing/2015/10/21/chartex" xmlns:cx3="http://schemas.microsoft.com/office/drawing/2016/5/9/chartex" xmlns:cx4="http://schemas.microsoft.com/office/drawing/2016/5/10/chartex" xmlns:cx5="http://schemas.microsoft.com/office/drawing/2016/5/11/chartex" xmlns:cx6="http://schemas.microsoft.com/office/drawing/2016/5/12/chartex" xmlns:cx7="http://schemas.microsoft.com/office/drawing/2016/5/13/chartex" xmlns:cx8="http://schemas.microsoft.com/office/drawing/2016/5/14/chartex" xmlns:mc="http://schemas.openxmlformats.org/markup-compatibility/2006" xmlns:aink="http://schemas.microsoft.com/office/drawing/2016/ink" xmlns:am3d="http://schemas.microsoft.com/office/drawing/2017/model3d" xmlns:o="urn:schemas-microsoft-com:office:office" xmlns:oel="http://schemas.microsoft.com/office/2019/extlst" xmlns:r="http://schemas.openxmlformats.org/officeDocument/2006/relationships" xmlns:m="http://schemas.openxmlformats.org/officeDocument/2006/math" xmlns:v="urn:schemas-microsoft-com:vml" xmlns:wp14="http://schemas.microsoft.com/office/word/2010/wordprocessingDrawing" xmlns:wp="http://schemas.openxmlformats.org/drawingml/2006/wordprocessingDrawing" xmlns:w10="urn:schemas-microsoft-com:office:word" xmlns:w="http://schemas.openxmlformats.org/wordprocessingml/2006/main" xmlns:w14="http://schemas.microsoft.com/office/word/2010/wordml" xmlns:w15="http://schemas.microsoft.com/office/word/2012/wordml" xmlns:w16cex="http://schemas.microsoft.com/office/word/2018/wordml/cex" xmlns:w16cid="http://schemas.microsoft.com/office/word/2016/wordml/cid" xmlns:w16="http://schemas.microsoft.com/office/word/2018/wordml" xmlns:w16du="http://schemas.microsoft.com/office/word/2023/wordml/word16du" xmlns:w16sdtdh="http://schemas.microsoft.com/office/word/2020/wordml/sdtdatahash" xmlns:w16se="http://schemas.microsoft.com/office/word/2015/wordml/symex" xmlns:wpg="http://schemas.microsoft.com/office/word/2010/wordprocessingGroup" xmlns:wpi="http://schemas.microsoft.com/office/word/2010/wordprocessingInk" xmlns:wne="http://schemas.microsoft.com/office/word/2006/wordml" xmlns:wps="http://schemas.microsoft.com/office/word/2010/wordprocessingShape" mc:Ignorable="w14 w15 w16se w16cid w16 w16cex w16sdtdh w16du wp14">
+<w:numbering xmlns:wpc="http://schemas.microsoft.com/office/word/2010/wordprocessingCanvas" xmlns:cx="http://schemas.microsoft.com/office/drawing/2014/chartex" xmlns:cx1="http://schemas.microsoft.com/office/drawing/2015/9/8/chartex" xmlns:cx2="http://schemas.microsoft.com/office/drawing/2015/10/21/chartex" xmlns:cx3="http://schemas.microsoft.com/office/drawing/2016/5/9/chartex" xmlns:cx4="http://schemas.microsoft.com/office/drawing/2016/5/10/chartex" xmlns:cx5="http://schemas.microsoft.com/office/drawing/2016/5/11/chartex" xmlns:cx6="http://schemas.microsoft.com/office/drawing/2016/5/12/chartex" xmlns:cx7="http://schemas.microsoft.com/office/drawing/2016/5/13/chartex" xmlns:cx8="http://schemas.microsoft.com/office/drawing/2016/5/14/chartex" xmlns:mc="http://schemas.openxmlformats.org/markup-compatibility/2006" xmlns:aink="http://schemas.microsoft.com/office/drawing/2016/ink" xmlns:am3d="http://schemas.microsoft.com/office/drawing/2017/model3d" xmlns:o="urn:schemas-microsoft-com:office:office" xmlns:oel="http://schemas.microsoft.com/office/2019/extlst" xmlns:r="http://schemas.openxmlformats.org/officeDocument/2006/relationships" xmlns:m="http://schemas.openxmlformats.org/officeDocument/2006/math" xmlns:v="urn:schemas-microsoft-com:vml" xmlns:wp14="http://schemas.microsoft.com/office/word/2010/wordprocessingDrawing" xmlns:wp="http://schemas.openxmlformats.org/drawingml/2006/wordprocessingDrawing" xmlns:w10="urn:schemas-microsoft-com:office:word" xmlns:w="http://schemas.openxmlformats.org/wordprocessingml/2006/main" xmlns:w14="http://schemas.microsoft.com/office/word/2010/wordml" xmlns:w15="http://schemas.microsoft.com/office/word/2012/wordml" xmlns:w16cex="http://schemas.microsoft.com/office/word/2018/wordml/cex" xmlns:w16cid="http://schemas.microsoft.com/office/word/2016/wordml/cid" xmlns:w16="http://schemas.microsoft.com/office/word/2018/wordml" xmlns:w16du="http://schemas.microsoft.com/office/word/2023/wordml/word16du" xmlns:w16sdtdh="http://schemas.microsoft.com/office/word/2020/wordml/sdtdatahash" xmlns:w16sdtfl="http://schemas.microsoft.com/office/word/2024/wordml/sdtformatlock" xmlns:w16se="http://schemas.microsoft.com/office/word/2015/wordml/symex" xmlns:wpg="http://schemas.microsoft.com/office/word/2010/wordprocessingGroup" xmlns:wpi="http://schemas.microsoft.com/office/word/2010/wordprocessingInk" xmlns:wne="http://schemas.microsoft.com/office/word/2006/wordml" xmlns:wps="http://schemas.microsoft.com/office/word/2010/wordprocessingShape" mc:Ignorable="w14 w15 w16se w16cid w16 w16cex w16sdtdh w16sdtfl w16du wp14">
   <w:abstractNum w:abstractNumId="0" w15:restartNumberingAfterBreak="0">
+    <w:nsid w:val="0BCE0CC7"/>
+    <w:multiLevelType w:val="hybridMultilevel"/>
+    <w:tmpl w:val="A184D234"/>
+    <w:lvl w:ilvl="0" w:tplc="40090001">
+      <w:start w:val="1"/>
+      <w:numFmt w:val="bullet"/>
+      <w:lvlText w:val=""/>
+      <w:lvlJc w:val="left"/>
+      <w:pPr>
+        <w:ind w:left="720" w:hanging="360"/>
+      </w:pPr>
+      <w:rPr>
+        <w:rFonts w:ascii="Symbol" w:hAnsi="Symbol" w:hint="default"/>
+      </w:rPr>
+    </w:lvl>
+    <w:lvl w:ilvl="1" w:tplc="40090003" w:tentative="1">
+      <w:start w:val="1"/>
+      <w:numFmt w:val="bullet"/>
+      <w:lvlText w:val="o"/>
+      <w:lvlJc w:val="left"/>
+      <w:pPr>
+        <w:ind w:left="1440" w:hanging="360"/>
+      </w:pPr>
+      <w:rPr>
+        <w:rFonts w:ascii="Courier New" w:hAnsi="Courier New" w:cs="Courier New" w:hint="default"/>
+      </w:rPr>
+    </w:lvl>
+    <w:lvl w:ilvl="2" w:tplc="40090005" w:tentative="1">
+      <w:start w:val="1"/>
+      <w:numFmt w:val="bullet"/>
+      <w:lvlText w:val=""/>
+      <w:lvlJc w:val="left"/>
+      <w:pPr>
+        <w:ind w:left="2160" w:hanging="360"/>
+      </w:pPr>
+      <w:rPr>
+        <w:rFonts w:ascii="Wingdings" w:hAnsi="Wingdings" w:hint="default"/>
+      </w:rPr>
+    </w:lvl>
+    <w:lvl w:ilvl="3" w:tplc="40090001" w:tentative="1">
+      <w:start w:val="1"/>
+      <w:numFmt w:val="bullet"/>
+      <w:lvlText w:val=""/>
+      <w:lvlJc w:val="left"/>
+      <w:pPr>
+        <w:ind w:left="2880" w:hanging="360"/>
+      </w:pPr>
+      <w:rPr>
+        <w:rFonts w:ascii="Symbol" w:hAnsi="Symbol" w:hint="default"/>
+      </w:rPr>
+    </w:lvl>
+    <w:lvl w:ilvl="4" w:tplc="40090003" w:tentative="1">
+      <w:start w:val="1"/>
+      <w:numFmt w:val="bullet"/>
+      <w:lvlText w:val="o"/>
+      <w:lvlJc w:val="left"/>
+      <w:pPr>
+        <w:ind w:left="3600" w:hanging="360"/>
+      </w:pPr>
+      <w:rPr>
+        <w:rFonts w:ascii="Courier New" w:hAnsi="Courier New" w:cs="Courier New" w:hint="default"/>
+      </w:rPr>
+    </w:lvl>
+    <w:lvl w:ilvl="5" w:tplc="40090005" w:tentative="1">
+      <w:start w:val="1"/>
+      <w:numFmt w:val="bullet"/>
+      <w:lvlText w:val=""/>
+      <w:lvlJc w:val="left"/>
+      <w:pPr>
+        <w:ind w:left="4320" w:hanging="360"/>
+      </w:pPr>
+      <w:rPr>
+        <w:rFonts w:ascii="Wingdings" w:hAnsi="Wingdings" w:hint="default"/>
+      </w:rPr>
+    </w:lvl>
+    <w:lvl w:ilvl="6" w:tplc="40090001" w:tentative="1">
+      <w:start w:val="1"/>
+      <w:numFmt w:val="bullet"/>
+      <w:lvlText w:val=""/>
+      <w:lvlJc w:val="left"/>
+      <w:pPr>
+        <w:ind w:left="5040" w:hanging="360"/>
+      </w:pPr>
+      <w:rPr>
+        <w:rFonts w:ascii="Symbol" w:hAnsi="Symbol" w:hint="default"/>
+      </w:rPr>
+    </w:lvl>
+    <w:lvl w:ilvl="7" w:tplc="40090003" w:tentative="1">
+      <w:start w:val="1"/>
+      <w:numFmt w:val="bullet"/>
+      <w:lvlText w:val="o"/>
+      <w:lvlJc w:val="left"/>
+      <w:pPr>
+        <w:ind w:left="5760" w:hanging="360"/>
+      </w:pPr>
+      <w:rPr>
+        <w:rFonts w:ascii="Courier New" w:hAnsi="Courier New" w:cs="Courier New" w:hint="default"/>
+      </w:rPr>
+    </w:lvl>
+    <w:lvl w:ilvl="8" w:tplc="40090005" w:tentative="1">
+      <w:start w:val="1"/>
+      <w:numFmt w:val="bullet"/>
+      <w:lvlText w:val=""/>
+      <w:lvlJc w:val="left"/>
+      <w:pPr>
+        <w:ind w:left="6480" w:hanging="360"/>
+      </w:pPr>
+      <w:rPr>
+        <w:rFonts w:ascii="Wingdings" w:hAnsi="Wingdings" w:hint="default"/>
+      </w:rPr>
+    </w:lvl>
+  </w:abstractNum>
+  <w:abstractNum w:abstractNumId="1" w15:restartNumberingAfterBreak="0">
     <w:nsid w:val="21A500A5"/>
     <w:multiLevelType w:val="hybridMultilevel"/>
     <w:tmpl w:val="5B229C6E"/>
@@ -1035,7 +3311,241 @@
       </w:pPr>
     </w:lvl>
   </w:abstractNum>
-  <w:abstractNum w:abstractNumId="1" w15:restartNumberingAfterBreak="0">
+  <w:abstractNum w:abstractNumId="2" w15:restartNumberingAfterBreak="0">
+    <w:nsid w:val="26694528"/>
+    <w:multiLevelType w:val="multilevel"/>
+    <w:tmpl w:val="813C4C82"/>
+    <w:lvl w:ilvl="0">
+      <w:start w:val="1"/>
+      <w:numFmt w:val="decimal"/>
+      <w:lvlText w:val="%1."/>
+      <w:lvlJc w:val="left"/>
+      <w:pPr>
+        <w:ind w:left="720" w:hanging="360"/>
+      </w:pPr>
+      <w:rPr>
+        <w:rFonts w:hint="default"/>
+      </w:rPr>
+    </w:lvl>
+    <w:lvl w:ilvl="1">
+      <w:start w:val="1"/>
+      <w:numFmt w:val="decimal"/>
+      <w:isLgl/>
+      <w:lvlText w:val="%1.%2."/>
+      <w:lvlJc w:val="left"/>
+      <w:pPr>
+        <w:ind w:left="1392" w:hanging="360"/>
+      </w:pPr>
+      <w:rPr>
+        <w:rFonts w:hint="default"/>
+      </w:rPr>
+    </w:lvl>
+    <w:lvl w:ilvl="2">
+      <w:start w:val="1"/>
+      <w:numFmt w:val="decimal"/>
+      <w:isLgl/>
+      <w:lvlText w:val="%1.%2.%3."/>
+      <w:lvlJc w:val="left"/>
+      <w:pPr>
+        <w:ind w:left="2424" w:hanging="720"/>
+      </w:pPr>
+      <w:rPr>
+        <w:rFonts w:hint="default"/>
+      </w:rPr>
+    </w:lvl>
+    <w:lvl w:ilvl="3">
+      <w:start w:val="1"/>
+      <w:numFmt w:val="decimal"/>
+      <w:isLgl/>
+      <w:lvlText w:val="%1.%2.%3.%4."/>
+      <w:lvlJc w:val="left"/>
+      <w:pPr>
+        <w:ind w:left="3096" w:hanging="720"/>
+      </w:pPr>
+      <w:rPr>
+        <w:rFonts w:hint="default"/>
+      </w:rPr>
+    </w:lvl>
+    <w:lvl w:ilvl="4">
+      <w:start w:val="1"/>
+      <w:numFmt w:val="decimal"/>
+      <w:isLgl/>
+      <w:lvlText w:val="%1.%2.%3.%4.%5."/>
+      <w:lvlJc w:val="left"/>
+      <w:pPr>
+        <w:ind w:left="4128" w:hanging="1080"/>
+      </w:pPr>
+      <w:rPr>
+        <w:rFonts w:hint="default"/>
+      </w:rPr>
+    </w:lvl>
+    <w:lvl w:ilvl="5">
+      <w:start w:val="1"/>
+      <w:numFmt w:val="decimal"/>
+      <w:isLgl/>
+      <w:lvlText w:val="%1.%2.%3.%4.%5.%6."/>
+      <w:lvlJc w:val="left"/>
+      <w:pPr>
+        <w:ind w:left="4800" w:hanging="1080"/>
+      </w:pPr>
+      <w:rPr>
+        <w:rFonts w:hint="default"/>
+      </w:rPr>
+    </w:lvl>
+    <w:lvl w:ilvl="6">
+      <w:start w:val="1"/>
+      <w:numFmt w:val="decimal"/>
+      <w:isLgl/>
+      <w:lvlText w:val="%1.%2.%3.%4.%5.%6.%7."/>
+      <w:lvlJc w:val="left"/>
+      <w:pPr>
+        <w:ind w:left="5832" w:hanging="1440"/>
+      </w:pPr>
+      <w:rPr>
+        <w:rFonts w:hint="default"/>
+      </w:rPr>
+    </w:lvl>
+    <w:lvl w:ilvl="7">
+      <w:start w:val="1"/>
+      <w:numFmt w:val="decimal"/>
+      <w:isLgl/>
+      <w:lvlText w:val="%1.%2.%3.%4.%5.%6.%7.%8."/>
+      <w:lvlJc w:val="left"/>
+      <w:pPr>
+        <w:ind w:left="6504" w:hanging="1440"/>
+      </w:pPr>
+      <w:rPr>
+        <w:rFonts w:hint="default"/>
+      </w:rPr>
+    </w:lvl>
+    <w:lvl w:ilvl="8">
+      <w:start w:val="1"/>
+      <w:numFmt w:val="decimal"/>
+      <w:isLgl/>
+      <w:lvlText w:val="%1.%2.%3.%4.%5.%6.%7.%8.%9."/>
+      <w:lvlJc w:val="left"/>
+      <w:pPr>
+        <w:ind w:left="7536" w:hanging="1800"/>
+      </w:pPr>
+      <w:rPr>
+        <w:rFonts w:hint="default"/>
+      </w:rPr>
+    </w:lvl>
+  </w:abstractNum>
+  <w:abstractNum w:abstractNumId="3" w15:restartNumberingAfterBreak="0">
+    <w:nsid w:val="3A307E55"/>
+    <w:multiLevelType w:val="hybridMultilevel"/>
+    <w:tmpl w:val="CA162EDC"/>
+    <w:lvl w:ilvl="0" w:tplc="40090001">
+      <w:start w:val="1"/>
+      <w:numFmt w:val="bullet"/>
+      <w:lvlText w:val=""/>
+      <w:lvlJc w:val="left"/>
+      <w:pPr>
+        <w:ind w:left="1080" w:hanging="360"/>
+      </w:pPr>
+      <w:rPr>
+        <w:rFonts w:ascii="Symbol" w:hAnsi="Symbol" w:hint="default"/>
+      </w:rPr>
+    </w:lvl>
+    <w:lvl w:ilvl="1" w:tplc="40090003" w:tentative="1">
+      <w:start w:val="1"/>
+      <w:numFmt w:val="bullet"/>
+      <w:lvlText w:val="o"/>
+      <w:lvlJc w:val="left"/>
+      <w:pPr>
+        <w:ind w:left="1800" w:hanging="360"/>
+      </w:pPr>
+      <w:rPr>
+        <w:rFonts w:ascii="Courier New" w:hAnsi="Courier New" w:cs="Courier New" w:hint="default"/>
+      </w:rPr>
+    </w:lvl>
+    <w:lvl w:ilvl="2" w:tplc="40090005" w:tentative="1">
+      <w:start w:val="1"/>
+      <w:numFmt w:val="bullet"/>
+      <w:lvlText w:val=""/>
+      <w:lvlJc w:val="left"/>
+      <w:pPr>
+        <w:ind w:left="2520" w:hanging="360"/>
+      </w:pPr>
+      <w:rPr>
+        <w:rFonts w:ascii="Wingdings" w:hAnsi="Wingdings" w:hint="default"/>
+      </w:rPr>
+    </w:lvl>
+    <w:lvl w:ilvl="3" w:tplc="40090001" w:tentative="1">
+      <w:start w:val="1"/>
+      <w:numFmt w:val="bullet"/>
+      <w:lvlText w:val=""/>
+      <w:lvlJc w:val="left"/>
+      <w:pPr>
+        <w:ind w:left="3240" w:hanging="360"/>
+      </w:pPr>
+      <w:rPr>
+        <w:rFonts w:ascii="Symbol" w:hAnsi="Symbol" w:hint="default"/>
+      </w:rPr>
+    </w:lvl>
+    <w:lvl w:ilvl="4" w:tplc="40090003" w:tentative="1">
+      <w:start w:val="1"/>
+      <w:numFmt w:val="bullet"/>
+      <w:lvlText w:val="o"/>
+      <w:lvlJc w:val="left"/>
+      <w:pPr>
+        <w:ind w:left="3960" w:hanging="360"/>
+      </w:pPr>
+      <w:rPr>
+        <w:rFonts w:ascii="Courier New" w:hAnsi="Courier New" w:cs="Courier New" w:hint="default"/>
+      </w:rPr>
+    </w:lvl>
+    <w:lvl w:ilvl="5" w:tplc="40090005" w:tentative="1">
+      <w:start w:val="1"/>
+      <w:numFmt w:val="bullet"/>
+      <w:lvlText w:val=""/>
+      <w:lvlJc w:val="left"/>
+      <w:pPr>
+        <w:ind w:left="4680" w:hanging="360"/>
+      </w:pPr>
+      <w:rPr>
+        <w:rFonts w:ascii="Wingdings" w:hAnsi="Wingdings" w:hint="default"/>
+      </w:rPr>
+    </w:lvl>
+    <w:lvl w:ilvl="6" w:tplc="40090001" w:tentative="1">
+      <w:start w:val="1"/>
+      <w:numFmt w:val="bullet"/>
+      <w:lvlText w:val=""/>
+      <w:lvlJc w:val="left"/>
+      <w:pPr>
+        <w:ind w:left="5400" w:hanging="360"/>
+      </w:pPr>
+      <w:rPr>
+        <w:rFonts w:ascii="Symbol" w:hAnsi="Symbol" w:hint="default"/>
+      </w:rPr>
+    </w:lvl>
+    <w:lvl w:ilvl="7" w:tplc="40090003" w:tentative="1">
+      <w:start w:val="1"/>
+      <w:numFmt w:val="bullet"/>
+      <w:lvlText w:val="o"/>
+      <w:lvlJc w:val="left"/>
+      <w:pPr>
+        <w:ind w:left="6120" w:hanging="360"/>
+      </w:pPr>
+      <w:rPr>
+        <w:rFonts w:ascii="Courier New" w:hAnsi="Courier New" w:cs="Courier New" w:hint="default"/>
+      </w:rPr>
+    </w:lvl>
+    <w:lvl w:ilvl="8" w:tplc="40090005" w:tentative="1">
+      <w:start w:val="1"/>
+      <w:numFmt w:val="bullet"/>
+      <w:lvlText w:val=""/>
+      <w:lvlJc w:val="left"/>
+      <w:pPr>
+        <w:ind w:left="6840" w:hanging="360"/>
+      </w:pPr>
+      <w:rPr>
+        <w:rFonts w:ascii="Wingdings" w:hAnsi="Wingdings" w:hint="default"/>
+      </w:rPr>
+    </w:lvl>
+  </w:abstractNum>
+  <w:abstractNum w:abstractNumId="4" w15:restartNumberingAfterBreak="0">
     <w:nsid w:val="79F0455B"/>
     <w:multiLevelType w:val="hybridMultilevel"/>
     <w:tmpl w:val="E7AAE986"/>
@@ -1148,17 +3658,142 @@
       </w:rPr>
     </w:lvl>
   </w:abstractNum>
+  <w:abstractNum w:abstractNumId="5" w15:restartNumberingAfterBreak="0">
+    <w:nsid w:val="7E205495"/>
+    <w:multiLevelType w:val="hybridMultilevel"/>
+    <w:tmpl w:val="17244300"/>
+    <w:lvl w:ilvl="0" w:tplc="C8A4F888">
+      <w:start w:val="14"/>
+      <w:numFmt w:val="bullet"/>
+      <w:lvlText w:val=""/>
+      <w:lvlJc w:val="left"/>
+      <w:pPr>
+        <w:ind w:left="720" w:hanging="360"/>
+      </w:pPr>
+      <w:rPr>
+        <w:rFonts w:ascii="Wingdings" w:eastAsiaTheme="minorHAnsi" w:hAnsi="Wingdings" w:cstheme="minorBidi" w:hint="default"/>
+      </w:rPr>
+    </w:lvl>
+    <w:lvl w:ilvl="1" w:tplc="40090003" w:tentative="1">
+      <w:start w:val="1"/>
+      <w:numFmt w:val="bullet"/>
+      <w:lvlText w:val="o"/>
+      <w:lvlJc w:val="left"/>
+      <w:pPr>
+        <w:ind w:left="1440" w:hanging="360"/>
+      </w:pPr>
+      <w:rPr>
+        <w:rFonts w:ascii="Courier New" w:hAnsi="Courier New" w:cs="Courier New" w:hint="default"/>
+      </w:rPr>
+    </w:lvl>
+    <w:lvl w:ilvl="2" w:tplc="40090005" w:tentative="1">
+      <w:start w:val="1"/>
+      <w:numFmt w:val="bullet"/>
+      <w:lvlText w:val=""/>
+      <w:lvlJc w:val="left"/>
+      <w:pPr>
+        <w:ind w:left="2160" w:hanging="360"/>
+      </w:pPr>
+      <w:rPr>
+        <w:rFonts w:ascii="Wingdings" w:hAnsi="Wingdings" w:hint="default"/>
+      </w:rPr>
+    </w:lvl>
+    <w:lvl w:ilvl="3" w:tplc="40090001" w:tentative="1">
+      <w:start w:val="1"/>
+      <w:numFmt w:val="bullet"/>
+      <w:lvlText w:val=""/>
+      <w:lvlJc w:val="left"/>
+      <w:pPr>
+        <w:ind w:left="2880" w:hanging="360"/>
+      </w:pPr>
+      <w:rPr>
+        <w:rFonts w:ascii="Symbol" w:hAnsi="Symbol" w:hint="default"/>
+      </w:rPr>
+    </w:lvl>
+    <w:lvl w:ilvl="4" w:tplc="40090003" w:tentative="1">
+      <w:start w:val="1"/>
+      <w:numFmt w:val="bullet"/>
+      <w:lvlText w:val="o"/>
+      <w:lvlJc w:val="left"/>
+      <w:pPr>
+        <w:ind w:left="3600" w:hanging="360"/>
+      </w:pPr>
+      <w:rPr>
+        <w:rFonts w:ascii="Courier New" w:hAnsi="Courier New" w:cs="Courier New" w:hint="default"/>
+      </w:rPr>
+    </w:lvl>
+    <w:lvl w:ilvl="5" w:tplc="40090005" w:tentative="1">
+      <w:start w:val="1"/>
+      <w:numFmt w:val="bullet"/>
+      <w:lvlText w:val=""/>
+      <w:lvlJc w:val="left"/>
+      <w:pPr>
+        <w:ind w:left="4320" w:hanging="360"/>
+      </w:pPr>
+      <w:rPr>
+        <w:rFonts w:ascii="Wingdings" w:hAnsi="Wingdings" w:hint="default"/>
+      </w:rPr>
+    </w:lvl>
+    <w:lvl w:ilvl="6" w:tplc="40090001" w:tentative="1">
+      <w:start w:val="1"/>
+      <w:numFmt w:val="bullet"/>
+      <w:lvlText w:val=""/>
+      <w:lvlJc w:val="left"/>
+      <w:pPr>
+        <w:ind w:left="5040" w:hanging="360"/>
+      </w:pPr>
+      <w:rPr>
+        <w:rFonts w:ascii="Symbol" w:hAnsi="Symbol" w:hint="default"/>
+      </w:rPr>
+    </w:lvl>
+    <w:lvl w:ilvl="7" w:tplc="40090003" w:tentative="1">
+      <w:start w:val="1"/>
+      <w:numFmt w:val="bullet"/>
+      <w:lvlText w:val="o"/>
+      <w:lvlJc w:val="left"/>
+      <w:pPr>
+        <w:ind w:left="5760" w:hanging="360"/>
+      </w:pPr>
+      <w:rPr>
+        <w:rFonts w:ascii="Courier New" w:hAnsi="Courier New" w:cs="Courier New" w:hint="default"/>
+      </w:rPr>
+    </w:lvl>
+    <w:lvl w:ilvl="8" w:tplc="40090005" w:tentative="1">
+      <w:start w:val="1"/>
+      <w:numFmt w:val="bullet"/>
+      <w:lvlText w:val=""/>
+      <w:lvlJc w:val="left"/>
+      <w:pPr>
+        <w:ind w:left="6480" w:hanging="360"/>
+      </w:pPr>
+      <w:rPr>
+        <w:rFonts w:ascii="Wingdings" w:hAnsi="Wingdings" w:hint="default"/>
+      </w:rPr>
+    </w:lvl>
+  </w:abstractNum>
   <w:num w:numId="1" w16cid:durableId="199320524">
+    <w:abstractNumId w:val="1"/>
+  </w:num>
+  <w:num w:numId="2" w16cid:durableId="1841041224">
+    <w:abstractNumId w:val="4"/>
+  </w:num>
+  <w:num w:numId="3" w16cid:durableId="1442413996">
+    <w:abstractNumId w:val="2"/>
+  </w:num>
+  <w:num w:numId="4" w16cid:durableId="1336149779">
     <w:abstractNumId w:val="0"/>
   </w:num>
-  <w:num w:numId="2" w16cid:durableId="1841041224">
-    <w:abstractNumId w:val="1"/>
+  <w:num w:numId="5" w16cid:durableId="2147241189">
+    <w:abstractNumId w:val="3"/>
+  </w:num>
+  <w:num w:numId="6" w16cid:durableId="1055934837">
+    <w:abstractNumId w:val="5"/>
   </w:num>
 </w:numbering>
 </file>
 
 <file path=word/styles.xml><?xml version="1.0" encoding="utf-8"?>
-<w:styles xmlns:mc="http://schemas.openxmlformats.org/markup-compatibility/2006" xmlns:r="http://schemas.openxmlformats.org/officeDocument/2006/relationships" xmlns:w="http://schemas.openxmlformats.org/wordprocessingml/2006/main" xmlns:w14="http://schemas.microsoft.com/office/word/2010/wordml" xmlns:w15="http://schemas.microsoft.com/office/word/2012/wordml" xmlns:w16cex="http://schemas.microsoft.com/office/word/2018/wordml/cex" xmlns:w16cid="http://schemas.microsoft.com/office/word/2016/wordml/cid" xmlns:w16="http://schemas.microsoft.com/office/word/2018/wordml" xmlns:w16du="http://schemas.microsoft.com/office/word/2023/wordml/word16du" xmlns:w16sdtdh="http://schemas.microsoft.com/office/word/2020/wordml/sdtdatahash" xmlns:w16se="http://schemas.microsoft.com/office/word/2015/wordml/symex" mc:Ignorable="w14 w15 w16se w16cid w16 w16cex w16sdtdh w16du">
+<w:styles xmlns:mc="http://schemas.openxmlformats.org/markup-compatibility/2006" xmlns:r="http://schemas.openxmlformats.org/officeDocument/2006/relationships" xmlns:w="http://schemas.openxmlformats.org/wordprocessingml/2006/main" xmlns:w14="http://schemas.microsoft.com/office/word/2010/wordml" xmlns:w15="http://schemas.microsoft.com/office/word/2012/wordml" xmlns:w16cex="http://schemas.microsoft.com/office/word/2018/wordml/cex" xmlns:w16cid="http://schemas.microsoft.com/office/word/2016/wordml/cid" xmlns:w16="http://schemas.microsoft.com/office/word/2018/wordml" xmlns:w16du="http://schemas.microsoft.com/office/word/2023/wordml/word16du" xmlns:w16sdtdh="http://schemas.microsoft.com/office/word/2020/wordml/sdtdatahash" xmlns:w16sdtfl="http://schemas.microsoft.com/office/word/2024/wordml/sdtformatlock" xmlns:w16se="http://schemas.microsoft.com/office/word/2015/wordml/symex" mc:Ignorable="w14 w15 w16se w16cid w16 w16cex w16sdtdh w16sdtfl w16du">
   <w:docDefaults>
     <w:rPrDefault>
       <w:rPr>
@@ -1557,11 +4192,34 @@
   <w:style w:type="paragraph" w:default="1" w:styleId="Normal">
     <w:name w:val="Normal"/>
     <w:qFormat/>
+    <w:rsid w:val="00212E02"/>
+  </w:style>
+  <w:style w:type="paragraph" w:styleId="Heading2">
+    <w:name w:val="heading 2"/>
+    <w:basedOn w:val="Normal"/>
+    <w:next w:val="Normal"/>
+    <w:link w:val="Heading2Char"/>
+    <w:uiPriority w:val="9"/>
+    <w:semiHidden/>
+    <w:unhideWhenUsed/>
+    <w:qFormat/>
+    <w:rsid w:val="00184A90"/>
+    <w:pPr>
+      <w:keepNext/>
+      <w:keepLines/>
+      <w:spacing w:before="40" w:after="0"/>
+      <w:outlineLvl w:val="1"/>
+    </w:pPr>
+    <w:rPr>
+      <w:rFonts w:asciiTheme="majorHAnsi" w:eastAsiaTheme="majorEastAsia" w:hAnsiTheme="majorHAnsi" w:cstheme="majorBidi"/>
+      <w:color w:val="2F5496" w:themeColor="accent1" w:themeShade="BF"/>
+      <w:sz w:val="26"/>
+      <w:szCs w:val="26"/>
+    </w:rPr>
   </w:style>
   <w:style w:type="character" w:default="1" w:styleId="DefaultParagraphFont">
     <w:name w:val="Default Paragraph Font"/>
     <w:uiPriority w:val="1"/>
-    <w:semiHidden/>
     <w:unhideWhenUsed/>
   </w:style>
   <w:style w:type="table" w:default="1" w:styleId="TableNormal">
@@ -1607,6 +4265,43 @@
       <w:rFonts w:ascii="Courier New" w:eastAsia="Times New Roman" w:hAnsi="Courier New" w:cs="Courier New"/>
       <w:sz w:val="20"/>
       <w:szCs w:val="20"/>
+    </w:rPr>
+  </w:style>
+  <w:style w:type="character" w:customStyle="1" w:styleId="Heading2Char">
+    <w:name w:val="Heading 2 Char"/>
+    <w:basedOn w:val="DefaultParagraphFont"/>
+    <w:link w:val="Heading2"/>
+    <w:uiPriority w:val="9"/>
+    <w:semiHidden/>
+    <w:rsid w:val="00184A90"/>
+    <w:rPr>
+      <w:rFonts w:asciiTheme="majorHAnsi" w:eastAsiaTheme="majorEastAsia" w:hAnsiTheme="majorHAnsi" w:cstheme="majorBidi"/>
+      <w:color w:val="2F5496" w:themeColor="accent1" w:themeShade="BF"/>
+      <w:sz w:val="26"/>
+      <w:szCs w:val="26"/>
+    </w:rPr>
+  </w:style>
+  <w:style w:type="character" w:styleId="Hyperlink">
+    <w:name w:val="Hyperlink"/>
+    <w:basedOn w:val="DefaultParagraphFont"/>
+    <w:uiPriority w:val="99"/>
+    <w:unhideWhenUsed/>
+    <w:rsid w:val="00184A90"/>
+    <w:rPr>
+      <w:color w:val="0563C1" w:themeColor="hyperlink"/>
+      <w:u w:val="single"/>
+    </w:rPr>
+  </w:style>
+  <w:style w:type="character" w:styleId="UnresolvedMention">
+    <w:name w:val="Unresolved Mention"/>
+    <w:basedOn w:val="DefaultParagraphFont"/>
+    <w:uiPriority w:val="99"/>
+    <w:semiHidden/>
+    <w:unhideWhenUsed/>
+    <w:rsid w:val="00184A90"/>
+    <w:rPr>
+      <w:color w:val="605E5C"/>
+      <w:shd w:val="clear" w:color="auto" w:fill="E1DFDD"/>
     </w:rPr>
   </w:style>
 </w:styles>
